--- a/documents/pcca/pCCA_7_Decision_Discussion.docx
+++ b/documents/pcca/pCCA_7_Decision_Discussion.docx
@@ -5758,7 +5758,7 @@
                 <w:i w:val="0"/>
                 <w:sz w:val="19"/>
               </w:rPr>
-              <w:t>Cited by the roadmap for volume–outcome relationships in this operation being observational but consistent; it also confines arterial resection to expert centres and does not recommend routine vascular resection.</w:t>
+              <w:t>Cited at Gate 3 for preferring left-sided hemihepatectomy, not recommending routine vascular resection and confining arterial resection to expert centres; the roadmap's statement that volume–outcome relationships are observational but consistent names no source.</w:t>
             </w:r>
           </w:p>
         </w:tc>
@@ -5806,7 +5806,7 @@
           <w:b w:val="0"/>
           <w:i w:val="0"/>
         </w:rPr>
-        <w:t>Only the Milan consensus is cited, and only for the direction of the volume–outcome relationship; no source supplies a numeric minimum, so the threshold is a governance choice.</w:t>
+        <w:t>No source on the page supplies a numeric minimum, and the roadmap's volume–outcome statement names no source, so the threshold is a governance choice.</w:t>
       </w:r>
     </w:p>
     <w:p>
@@ -7016,7 +7016,7 @@
                 <w:i w:val="0"/>
                 <w:sz w:val="19"/>
               </w:rPr>
-              <w:t>Suggests EUS tissue acquisition for perihilar strictures only when ERCP sampling is insufficient and curative resection is not feasible (conditional, low quality); it makes no recommendation for transplant candidates.</w:t>
+              <w:t>Suggests EUS tissue acquisition for perihilar strictures only when ERCP sampling is insufficient, and provided curative resection is not feasible and/or imaging shows accessible extraluminal disease (conditional, low quality); it makes no recommendation for transplant candidates.</w:t>
             </w:r>
           </w:p>
         </w:tc>
@@ -8764,7 +8764,7 @@
                 <w:color w:val="5A6069"/>
                 <w:sz w:val="18"/>
               </w:rPr>
-              <w:t>Liver directed therapy evidence update · 'NCCN radiation options and source-specific thresholds'; Gate 3 · Reasonable 'After an R1 resection…' (note)</w:t>
+              <w:t>Liver directed therapy evidence update, v16 Word roadmap only (not on the web page) · 'NCCN radiation options and source-specific thresholds'; Gate 3 · Reasonable 'After an R1 resection…' (avoid, note)</w:t>
             </w:r>
           </w:p>
         </w:tc>
@@ -8875,7 +8875,7 @@
                 <w:i w:val="0"/>
                 <w:sz w:val="19"/>
               </w:rPr>
-              <w:t>Single-arm phase II of adjuvant chemotherapy then chemoradiation: 2-year survival 67% after R0 and 60% after R1; held only as quoted by BSG, not as a primary paper.</w:t>
+              <w:t>Single-arm phase II of adjuvant chemotherapy then chemoradiation: 2-year overall survival 67% after R0 and 60% after R1 in 79 patients, without a control arm (primary report PMID 25964250).</w:t>
             </w:r>
           </w:p>
         </w:tc>
@@ -8989,7 +8989,7 @@
           <w:b w:val="0"/>
           <w:i w:val="0"/>
         </w:rPr>
-        <w:t>NCCN and the Milan consensus treat nodal involvement alongside margin status as a reason to consider chemoradiation, whereas BSG restricts it to R1, and the node-positive benefit rests on retrospective meta-analysis.</w:t>
+        <w:t>NCCN places nodal involvement alongside margin status as a trigger for considering chemoradiation, and the Milan consensus, while calling adjuvant radiotherapy unproven, sees any suggested benefit mainly in R1 and N1 disease, whereas BSG restricts it to R1, and the node-positive benefit rests on retrospective meta-analysis.</w:t>
       </w:r>
     </w:p>
     <w:p>
@@ -24787,15 +24787,7 @@
           <w:i w:val="0"/>
           <w:sz w:val="19"/>
         </w:rPr>
-        <w:t>ASCOT</w:t>
-      </w:r>
-      <w:r>
-        <w:rPr>
-          <w:b w:val="0"/>
-          <w:i w:val="0"/>
-          <w:sz w:val="19"/>
-        </w:rPr>
-        <w:t xml:space="preserve"> — Nakachi K, Ikeda M, Konishi M, et al. Adjuvant S-1 compared with observation in resected biliary tract cancer (JCOG1202, ASCOT): a multicentre, open-label, randomised, controlled, phase 3 trial. Lancet. 2023;401(10372):195-203. doi:10.1016/S0140-6736(22)02038-4. PMID:36681415.</w:t>
+        <w:t>ASCO BTC living guideline 2026.1.0</w:t>
       </w:r>
       <w:r>
         <w:rPr>
@@ -24826,7 +24818,7 @@
           <w:i w:val="0"/>
           <w:sz w:val="19"/>
         </w:rPr>
-        <w:t>ASGE 2023</w:t>
+        <w:t>ASCOT</w:t>
       </w:r>
       <w:r>
         <w:rPr>
@@ -24834,7 +24826,7 @@
           <w:i w:val="0"/>
           <w:sz w:val="19"/>
         </w:rPr>
-        <w:t xml:space="preserve"> — Fujii-Lau LL, Thosani NC, Al-Haddad M, et al. American Society for Gastrointestinal Endoscopy guideline on the role of endoscopy in the diagnosis of malignancy in biliary strictures of undetermined etiology: summary and recommendations. Gastrointest Endosc. 2023;98(5):685-693. PMID:37307900.</w:t>
+        <w:t xml:space="preserve"> — Nakachi K, Ikeda M, Konishi M, et al. Adjuvant S-1 compared with observation in resected biliary tract cancer (JCOG1202, ASCOT): a multicentre, open-label, randomised, controlled, phase 3 trial. Lancet. 2023;401(10372):195-203. doi:10.1016/S0140-6736(22)02038-4. PMID:36681415.</w:t>
       </w:r>
       <w:r>
         <w:rPr>
@@ -24865,7 +24857,7 @@
           <w:i w:val="0"/>
           <w:sz w:val="19"/>
         </w:rPr>
-        <w:t>ASGE hilar</w:t>
+        <w:t>ASGE 2023</w:t>
       </w:r>
       <w:r>
         <w:rPr>
@@ -24873,7 +24865,7 @@
           <w:i w:val="0"/>
           <w:sz w:val="19"/>
         </w:rPr>
-        <w:t xml:space="preserve"> — Qumseya BJ, Jamil LH, Elmunzer BJ, et al. ASGE guideline on the role of endoscopy in the management of malignant hilar obstruction. Gastrointest Endosc. 2021;94(2):222-234.e22. doi:10.1016/j.gie.2021.05.011. PMID:34023067.</w:t>
+        <w:t xml:space="preserve"> — Fujii-Lau LL, Thosani NC, Al-Haddad M, et al. American Society for Gastrointestinal Endoscopy guideline on the role of endoscopy in the diagnosis of malignancy in biliary strictures of undetermined etiology: summary and recommendations. Gastrointest Endosc. 2023;98(5):685-693. PMID:37307900.</w:t>
       </w:r>
       <w:r>
         <w:rPr>
@@ -24904,7 +24896,7 @@
           <w:i w:val="0"/>
           <w:sz w:val="19"/>
         </w:rPr>
-        <w:t>Asia-Pacific 2024</w:t>
+        <w:t>ASGE hilar</w:t>
       </w:r>
       <w:r>
         <w:rPr>
@@ -24912,7 +24904,7 @@
           <w:i w:val="0"/>
           <w:sz w:val="19"/>
         </w:rPr>
-        <w:t xml:space="preserve"> — Angsuwatcharakon P, Kulpatcharapong S, Chuncharunee A, et al. The updated Asia-Pacific consensus statement on the role of endoscopic management in malignant hilar biliary obstruction. Endosc Int Open. 2024;12(9):E1065-E1074. doi:10.1055/a-2366-7302. PMID:39285860.</w:t>
+        <w:t xml:space="preserve"> — Qumseya BJ, Jamil LH, Elmunzer BJ, et al. ASGE guideline on the role of endoscopy in the management of malignant hilar obstruction. Gastrointest Endosc. 2021;94(2):222-234.e22. doi:10.1016/j.gie.2021.05.011. PMID:34023067.</w:t>
       </w:r>
       <w:r>
         <w:rPr>
@@ -24943,7 +24935,7 @@
           <w:i w:val="0"/>
           <w:sz w:val="19"/>
         </w:rPr>
-        <w:t>Aveson 2022</w:t>
+        <w:t>Asia-Pacific 2024</w:t>
       </w:r>
       <w:r>
         <w:rPr>
@@ -24951,7 +24943,7 @@
           <w:i w:val="0"/>
           <w:sz w:val="19"/>
         </w:rPr>
-        <w:t xml:space="preserve"> — Association between biopsy method and development of peritoneal metastases in perihilar cholangiocarcinoma</w:t>
+        <w:t xml:space="preserve"> — Angsuwatcharakon P, Kulpatcharapong S, Chuncharunee A, et al. The updated Asia-Pacific consensus statement on the role of endoscopic management in malignant hilar biliary obstruction. Endosc Int Open. 2024;12(9):E1065-E1074. doi:10.1055/a-2366-7302. PMID:39285860.</w:t>
       </w:r>
       <w:r>
         <w:rPr>
@@ -24971,15 +24963,54 @@
           <w:t xml:space="preserve">PubMed</w:t>
         </w:r>
       </w:hyperlink>
-      <w:r>
-        <w:rPr>
-          <w:b w:val="0"/>
+    </w:p>
+    <w:p>
+      <w:pPr>
+        <w:spacing w:after="60"/>
+      </w:pPr>
+      <w:r>
+        <w:rPr>
+          <w:b/>
           <w:i w:val="0"/>
           <w:sz w:val="19"/>
         </w:rPr>
+        <w:t>Aveson 2022</w:t>
+      </w:r>
+      <w:r>
+        <w:rPr>
+          <w:b w:val="0"/>
+          <w:i w:val="0"/>
+          <w:sz w:val="19"/>
+        </w:rPr>
+        <w:t xml:space="preserve"> — Association between biopsy method and development of peritoneal metastases in perihilar cholangiocarcinoma</w:t>
+      </w:r>
+      <w:r>
+        <w:rPr>
+          <w:b w:val="0"/>
+          <w:i w:val="0"/>
+          <w:sz w:val="19"/>
+        </w:rPr>
+        <w:t xml:space="preserve">  </w:t>
+      </w:r>
+      <w:hyperlink r:id="rId69">
+        <w:r>
+          <w:rPr>
+            <w:color w:val="0563C1"/>
+            <w:u w:val="single"/>
+            <w:sz w:val="19"/>
+          </w:rPr>
+          <w:t xml:space="preserve">PubMed</w:t>
+        </w:r>
+      </w:hyperlink>
+      <w:r>
+        <w:rPr>
+          <w:b w:val="0"/>
+          <w:i w:val="0"/>
+          <w:sz w:val="19"/>
+        </w:rPr>
         <w:t xml:space="preserve"> · </w:t>
       </w:r>
-      <w:hyperlink r:id="rId69">
+      <w:hyperlink r:id="rId70">
         <w:r>
           <w:rPr>
             <w:color w:val="0563C1"/>
@@ -24997,7 +25028,7 @@
         </w:rPr>
         <w:t xml:space="preserve"> · </w:t>
       </w:r>
-      <w:hyperlink r:id="rId70">
+      <w:hyperlink r:id="rId71">
         <w:r>
           <w:rPr>
             <w:color w:val="0563C1"/>
@@ -25015,7 +25046,7 @@
         </w:rPr>
         <w:t xml:space="preserve"> · </w:t>
       </w:r>
-      <w:hyperlink r:id="rId71">
+      <w:hyperlink r:id="rId72">
         <w:r>
           <w:rPr>
             <w:color w:val="0563C1"/>
@@ -25045,45 +25076,6 @@
           <w:sz w:val="19"/>
         </w:rPr>
         <w:t xml:space="preserve"> — Bardhi O, Jones A, Ellis D, et al. Next-generation sequencing improves the detection of malignant biliary strictures and changes management. Gastrointest Endosc. 2025;102(1):56-63.e1. doi:10.1016/j.gie.2024.12.024. PMID:39716538.</w:t>
-      </w:r>
-      <w:r>
-        <w:rPr>
-          <w:b w:val="0"/>
-          <w:i w:val="0"/>
-          <w:sz w:val="19"/>
-        </w:rPr>
-        <w:t xml:space="preserve">  </w:t>
-      </w:r>
-      <w:hyperlink r:id="rId72">
-        <w:r>
-          <w:rPr>
-            <w:color w:val="0563C1"/>
-            <w:u w:val="single"/>
-            <w:sz w:val="19"/>
-          </w:rPr>
-          <w:t xml:space="preserve">PubMed</w:t>
-        </w:r>
-      </w:hyperlink>
-    </w:p>
-    <w:p>
-      <w:pPr>
-        <w:spacing w:after="60"/>
-      </w:pPr>
-      <w:r>
-        <w:rPr>
-          <w:b/>
-          <w:i w:val="0"/>
-          <w:sz w:val="19"/>
-        </w:rPr>
-        <w:t>BCAT</w:t>
-      </w:r>
-      <w:r>
-        <w:rPr>
-          <w:b w:val="0"/>
-          <w:i w:val="0"/>
-          <w:sz w:val="19"/>
-        </w:rPr>
-        <w:t xml:space="preserve"> — Ebata T, Hirano S, Konishi M, et al. Randomized clinical trial of adjuvant gemcitabine chemotherapy versus observation in resected bile duct cancer. Br J Surg. 2018;105(3):192-202. doi:10.1002/bjs.10776. PMID:29405274.</w:t>
       </w:r>
       <w:r>
         <w:rPr>
@@ -25114,7 +25106,7 @@
           <w:i w:val="0"/>
           <w:sz w:val="19"/>
         </w:rPr>
-        <w:t>BILCAP</w:t>
+        <w:t>BCAT</w:t>
       </w:r>
       <w:r>
         <w:rPr>
@@ -25122,7 +25114,7 @@
           <w:i w:val="0"/>
           <w:sz w:val="19"/>
         </w:rPr>
-        <w:t xml:space="preserve"> — Primrose JN, Fox RP, Palmer DH, et al. Capecitabine compared with observation in resected biliary tract cancer (BILCAP): a randomised, controlled, multicentre, phase 3 study. Lancet Oncol. 2019;20(5):663-673. doi:10.1016/S1470-2045(18)30915-X. PMID:30922733.</w:t>
+        <w:t xml:space="preserve"> — Ebata T, Hirano S, Konishi M, et al. Randomized clinical trial of adjuvant gemcitabine chemotherapy versus observation in resected bile duct cancer. Br J Surg. 2018;105(3):192-202. doi:10.1002/bjs.10776. PMID:29405274.</w:t>
       </w:r>
       <w:r>
         <w:rPr>
@@ -25153,7 +25145,7 @@
           <w:i w:val="0"/>
           <w:sz w:val="19"/>
         </w:rPr>
-        <w:t>Bilhim 2024</w:t>
+        <w:t>BILCAP</w:t>
       </w:r>
       <w:r>
         <w:rPr>
@@ -25161,7 +25153,7 @@
           <w:i w:val="0"/>
           <w:sz w:val="19"/>
         </w:rPr>
-        <w:t xml:space="preserve"> — CIRSE Standards of Practice on Portal Vein Embolization and Double Vein Embolization/Liver Venous Deprivation</w:t>
+        <w:t xml:space="preserve"> — Primrose JN, Fox RP, Palmer DH, et al. Capecitabine compared with observation in resected biliary tract cancer (BILCAP): a randomised, controlled, multicentre, phase 3 study. Lancet Oncol. 2019;20(5):663-673. doi:10.1016/S1470-2045(18)30915-X. PMID:30922733.</w:t>
       </w:r>
       <w:r>
         <w:rPr>
@@ -25181,15 +25173,54 @@
           <w:t xml:space="preserve">PubMed</w:t>
         </w:r>
       </w:hyperlink>
-      <w:r>
-        <w:rPr>
-          <w:b w:val="0"/>
+    </w:p>
+    <w:p>
+      <w:pPr>
+        <w:spacing w:after="60"/>
+      </w:pPr>
+      <w:r>
+        <w:rPr>
+          <w:b/>
           <w:i w:val="0"/>
           <w:sz w:val="19"/>
         </w:rPr>
+        <w:t>Bilhim 2024</w:t>
+      </w:r>
+      <w:r>
+        <w:rPr>
+          <w:b w:val="0"/>
+          <w:i w:val="0"/>
+          <w:sz w:val="19"/>
+        </w:rPr>
+        <w:t xml:space="preserve"> — CIRSE Standards of Practice on Portal Vein Embolization and Double Vein Embolization/Liver Venous Deprivation</w:t>
+      </w:r>
+      <w:r>
+        <w:rPr>
+          <w:b w:val="0"/>
+          <w:i w:val="0"/>
+          <w:sz w:val="19"/>
+        </w:rPr>
+        <w:t xml:space="preserve">  </w:t>
+      </w:r>
+      <w:hyperlink r:id="rId76">
+        <w:r>
+          <w:rPr>
+            <w:color w:val="0563C1"/>
+            <w:u w:val="single"/>
+            <w:sz w:val="19"/>
+          </w:rPr>
+          <w:t xml:space="preserve">PubMed</w:t>
+        </w:r>
+      </w:hyperlink>
+      <w:r>
+        <w:rPr>
+          <w:b w:val="0"/>
+          <w:i w:val="0"/>
+          <w:sz w:val="19"/>
+        </w:rPr>
         <w:t xml:space="preserve"> · </w:t>
       </w:r>
-      <w:hyperlink r:id="rId76">
+      <w:hyperlink r:id="rId77">
         <w:r>
           <w:rPr>
             <w:color w:val="0563C1"/>
@@ -25207,7 +25238,7 @@
         </w:rPr>
         <w:t xml:space="preserve"> · </w:t>
       </w:r>
-      <w:hyperlink r:id="rId77">
+      <w:hyperlink r:id="rId78">
         <w:r>
           <w:rPr>
             <w:color w:val="0563C1"/>
@@ -25225,7 +25256,7 @@
         </w:rPr>
         <w:t xml:space="preserve"> · </w:t>
       </w:r>
-      <w:hyperlink r:id="rId78">
+      <w:hyperlink r:id="rId79">
         <w:r>
           <w:rPr>
             <w:color w:val="0563C1"/>
@@ -25243,7 +25274,7 @@
         </w:rPr>
         <w:t xml:space="preserve"> · </w:t>
       </w:r>
-      <w:hyperlink r:id="rId79">
+      <w:hyperlink r:id="rId80">
         <w:r>
           <w:rPr>
             <w:color w:val="0563C1"/>
@@ -25273,45 +25304,6 @@
           <w:sz w:val="19"/>
         </w:rPr>
         <w:t xml:space="preserve"> — Das R, Kleinberger J, Sawas T, et al. DNA/RNA-based next-generation sequencing improves the early diagnosis and management of neoplastic bile duct strictures: a 6-year, prospective, multi-institutional, real-time study. Gastroenterology. 2026;171(2):325-341. doi:10.1053/j.gastro.2026.02.040. PMID:41905432.</w:t>
-      </w:r>
-      <w:r>
-        <w:rPr>
-          <w:b w:val="0"/>
-          <w:i w:val="0"/>
-          <w:sz w:val="19"/>
-        </w:rPr>
-        <w:t xml:space="preserve">  </w:t>
-      </w:r>
-      <w:hyperlink r:id="rId80">
-        <w:r>
-          <w:rPr>
-            <w:color w:val="0563C1"/>
-            <w:u w:val="single"/>
-            <w:sz w:val="19"/>
-          </w:rPr>
-          <w:t xml:space="preserve">PubMed</w:t>
-        </w:r>
-      </w:hyperlink>
-    </w:p>
-    <w:p>
-      <w:pPr>
-        <w:spacing w:after="60"/>
-      </w:pPr>
-      <w:r>
-        <w:rPr>
-          <w:b/>
-          <w:i w:val="0"/>
-          <w:sz w:val="19"/>
-        </w:rPr>
-        <w:t>BiliSeq validation</w:t>
-      </w:r>
-      <w:r>
-        <w:rPr>
-          <w:b w:val="0"/>
-          <w:i w:val="0"/>
-          <w:sz w:val="19"/>
-        </w:rPr>
-        <w:t xml:space="preserve"> — Singhi AD, Nikiforova MN, Chennat J, et al. Integrating next-generation sequencing to endoscopic retrograde cholangiopancreatography (ERCP)-obtained biliary specimens improves the detection and management of patients with malignant bile duct strictures. Gut. 2020;69(1):52-61. doi:10.1136/gutjnl-2018-317817. PMID:30971436.</w:t>
       </w:r>
       <w:r>
         <w:rPr>
@@ -25342,7 +25334,7 @@
           <w:i w:val="0"/>
           <w:sz w:val="19"/>
         </w:rPr>
-        <w:t>BSG 2023</w:t>
+        <w:t>BiliSeq validation</w:t>
       </w:r>
       <w:r>
         <w:rPr>
@@ -25350,7 +25342,7 @@
           <w:i w:val="0"/>
           <w:sz w:val="19"/>
         </w:rPr>
-        <w:t xml:space="preserve"> — Rushbrook SM, Kendall TJ, Zen Y, et al. British Society of Gastroenterology guidelines for the diagnosis and management of cholangiocarcinoma. Gut. 2023;73(1):16-46. doi:10.1136/gutjnl-2023-330029. PMID:37770126.</w:t>
+        <w:t xml:space="preserve"> — Singhi AD, Nikiforova MN, Chennat J, et al. Integrating next-generation sequencing to endoscopic retrograde cholangiopancreatography (ERCP)-obtained biliary specimens improves the detection and management of patients with malignant bile duct strictures. Gut. 2020;69(1):52-61. doi:10.1136/gutjnl-2018-317817. PMID:30971436.</w:t>
       </w:r>
       <w:r>
         <w:rPr>
@@ -25381,7 +25373,7 @@
           <w:i w:val="0"/>
           <w:sz w:val="19"/>
         </w:rPr>
-        <w:t>Campbell 2026 · biliary cancer LT, single centre</w:t>
+        <w:t>BSG 2023</w:t>
       </w:r>
       <w:r>
         <w:rPr>
@@ -25389,7 +25381,7 @@
           <w:i w:val="0"/>
           <w:sz w:val="19"/>
         </w:rPr>
-        <w:t xml:space="preserve"> — Liver Transplantation for Unresectable Biliary Tract Cancers: Largest Single-Center Analysis of Subtype-Specific Survival and Recurrence (2007-2025)</w:t>
+        <w:t xml:space="preserve"> — Rushbrook SM, Kendall TJ, Zen Y, et al. British Society of Gastroenterology guidelines for the diagnosis and management of cholangiocarcinoma. Gut. 2023;73(1):16-46. doi:10.1136/gutjnl-2023-330029. PMID:37770126.</w:t>
       </w:r>
       <w:r>
         <w:rPr>
@@ -25409,15 +25401,54 @@
           <w:t xml:space="preserve">PubMed</w:t>
         </w:r>
       </w:hyperlink>
-      <w:r>
-        <w:rPr>
-          <w:b w:val="0"/>
+    </w:p>
+    <w:p>
+      <w:pPr>
+        <w:spacing w:after="60"/>
+      </w:pPr>
+      <w:r>
+        <w:rPr>
+          <w:b/>
           <w:i w:val="0"/>
           <w:sz w:val="19"/>
         </w:rPr>
+        <w:t>Campbell 2026 · biliary cancer LT, single centre</w:t>
+      </w:r>
+      <w:r>
+        <w:rPr>
+          <w:b w:val="0"/>
+          <w:i w:val="0"/>
+          <w:sz w:val="19"/>
+        </w:rPr>
+        <w:t xml:space="preserve"> — Liver Transplantation for Unresectable Biliary Tract Cancers: Largest Single-Center Analysis of Subtype-Specific Survival and Recurrence (2007-2025)</w:t>
+      </w:r>
+      <w:r>
+        <w:rPr>
+          <w:b w:val="0"/>
+          <w:i w:val="0"/>
+          <w:sz w:val="19"/>
+        </w:rPr>
+        <w:t xml:space="preserve">  </w:t>
+      </w:r>
+      <w:hyperlink r:id="rId84">
+        <w:r>
+          <w:rPr>
+            <w:color w:val="0563C1"/>
+            <w:u w:val="single"/>
+            <w:sz w:val="19"/>
+          </w:rPr>
+          <w:t xml:space="preserve">PubMed</w:t>
+        </w:r>
+      </w:hyperlink>
+      <w:r>
+        <w:rPr>
+          <w:b w:val="0"/>
+          <w:i w:val="0"/>
+          <w:sz w:val="19"/>
+        </w:rPr>
         <w:t xml:space="preserve"> · </w:t>
       </w:r>
-      <w:hyperlink r:id="rId84">
+      <w:hyperlink r:id="rId85">
         <w:r>
           <w:rPr>
             <w:color w:val="0563C1"/>
@@ -25435,7 +25466,7 @@
         </w:rPr>
         <w:t xml:space="preserve"> · </w:t>
       </w:r>
-      <w:hyperlink r:id="rId85">
+      <w:hyperlink r:id="rId86">
         <w:r>
           <w:rPr>
             <w:color w:val="0563C1"/>
@@ -25492,7 +25523,7 @@
         </w:rPr>
         <w:t xml:space="preserve"> · </w:t>
       </w:r>
-      <w:hyperlink r:id="rId86">
+      <w:hyperlink r:id="rId87">
         <w:r>
           <w:rPr>
             <w:color w:val="0563C1"/>
@@ -25509,6 +25540,2073 @@
           <w:sz w:val="19"/>
         </w:rPr>
         <w:t xml:space="preserve"> · </w:t>
+      </w:r>
+      <w:hyperlink r:id="rId88">
+        <w:r>
+          <w:rPr>
+            <w:color w:val="0563C1"/>
+            <w:u w:val="single"/>
+            <w:sz w:val="19"/>
+          </w:rPr>
+          <w:t xml:space="preserve">Source</w:t>
+        </w:r>
+      </w:hyperlink>
+      <w:r>
+        <w:rPr>
+          <w:b w:val="0"/>
+          <w:i w:val="0"/>
+          <w:sz w:val="19"/>
+        </w:rPr>
+        <w:t xml:space="preserve"> · </w:t>
+      </w:r>
+      <w:hyperlink r:id="rId89">
+        <w:r>
+          <w:rPr>
+            <w:color w:val="0563C1"/>
+            <w:u w:val="single"/>
+            <w:sz w:val="19"/>
+          </w:rPr>
+          <w:t xml:space="preserve">TMC library</w:t>
+        </w:r>
+      </w:hyperlink>
+    </w:p>
+    <w:p>
+      <w:pPr>
+        <w:spacing w:after="60"/>
+      </w:pPr>
+      <w:r>
+        <w:rPr>
+          <w:b/>
+          <w:i w:val="0"/>
+          <w:sz w:val="19"/>
+        </w:rPr>
+        <w:t>Darwish Murad 2012</w:t>
+      </w:r>
+      <w:r>
+        <w:rPr>
+          <w:b w:val="0"/>
+          <w:i w:val="0"/>
+          <w:sz w:val="19"/>
+        </w:rPr>
+        <w:t xml:space="preserve"> — Predictors of pretransplant dropout and posttransplant recurrence in patients with perihilar cholangiocarcinoma</w:t>
+      </w:r>
+      <w:r>
+        <w:rPr>
+          <w:b w:val="0"/>
+          <w:i w:val="0"/>
+          <w:sz w:val="19"/>
+        </w:rPr>
+        <w:t xml:space="preserve">  </w:t>
+      </w:r>
+      <w:hyperlink r:id="rId90">
+        <w:r>
+          <w:rPr>
+            <w:color w:val="0563C1"/>
+            <w:u w:val="single"/>
+            <w:sz w:val="19"/>
+          </w:rPr>
+          <w:t xml:space="preserve">PubMed</w:t>
+        </w:r>
+      </w:hyperlink>
+      <w:r>
+        <w:rPr>
+          <w:b w:val="0"/>
+          <w:i w:val="0"/>
+          <w:sz w:val="19"/>
+        </w:rPr>
+        <w:t xml:space="preserve"> · </w:t>
+      </w:r>
+      <w:hyperlink r:id="rId91">
+        <w:r>
+          <w:rPr>
+            <w:color w:val="0563C1"/>
+            <w:u w:val="single"/>
+            <w:sz w:val="19"/>
+          </w:rPr>
+          <w:t xml:space="preserve">Journal</w:t>
+        </w:r>
+      </w:hyperlink>
+      <w:r>
+        <w:rPr>
+          <w:b w:val="0"/>
+          <w:i w:val="0"/>
+          <w:sz w:val="19"/>
+        </w:rPr>
+        <w:t xml:space="preserve"> · </w:t>
+      </w:r>
+      <w:hyperlink r:id="rId92">
+        <w:r>
+          <w:rPr>
+            <w:color w:val="0563C1"/>
+            <w:u w:val="single"/>
+            <w:sz w:val="19"/>
+          </w:rPr>
+          <w:t xml:space="preserve">Source</w:t>
+        </w:r>
+      </w:hyperlink>
+      <w:r>
+        <w:rPr>
+          <w:b w:val="0"/>
+          <w:i w:val="0"/>
+          <w:sz w:val="19"/>
+        </w:rPr>
+        <w:t xml:space="preserve"> · </w:t>
+      </w:r>
+      <w:hyperlink r:id="rId93">
+        <w:r>
+          <w:rPr>
+            <w:color w:val="0563C1"/>
+            <w:u w:val="single"/>
+            <w:sz w:val="19"/>
+          </w:rPr>
+          <w:t xml:space="preserve">TMC library</w:t>
+        </w:r>
+      </w:hyperlink>
+    </w:p>
+    <w:p>
+      <w:pPr>
+        <w:spacing w:after="60"/>
+      </w:pPr>
+      <w:r>
+        <w:rPr>
+          <w:b/>
+          <w:i w:val="0"/>
+          <w:sz w:val="19"/>
+        </w:rPr>
+        <w:t>de Vries 2020</w:t>
+      </w:r>
+      <w:r>
+        <w:rPr>
+          <w:b w:val="0"/>
+          <w:i w:val="0"/>
+          <w:sz w:val="19"/>
+        </w:rPr>
+        <w:t xml:space="preserve"> — de Vries AB, van der Heide F, Ter Steege RWF, et al. Limited diagnostic accuracy and clinical impact of single-operator peroral cholangioscopy for indeterminate biliary strictures. Endoscopy. 2020;52(2):107-114. doi:10.1055/a-1061-7067. PMID:31858509.</w:t>
+      </w:r>
+      <w:r>
+        <w:rPr>
+          <w:b w:val="0"/>
+          <w:i w:val="0"/>
+          <w:sz w:val="19"/>
+        </w:rPr>
+        <w:t xml:space="preserve">  </w:t>
+      </w:r>
+      <w:hyperlink r:id="rId94">
+        <w:r>
+          <w:rPr>
+            <w:color w:val="0563C1"/>
+            <w:u w:val="single"/>
+            <w:sz w:val="19"/>
+          </w:rPr>
+          <w:t xml:space="preserve">PubMed</w:t>
+        </w:r>
+      </w:hyperlink>
+    </w:p>
+    <w:p>
+      <w:pPr>
+        <w:spacing w:after="60"/>
+      </w:pPr>
+      <w:r>
+        <w:rPr>
+          <w:b/>
+          <w:i w:val="0"/>
+          <w:sz w:val="19"/>
+        </w:rPr>
+        <w:t>DiMartini 2017</w:t>
+      </w:r>
+      <w:r>
+        <w:rPr>
+          <w:b w:val="0"/>
+          <w:i w:val="0"/>
+          <w:sz w:val="19"/>
+        </w:rPr>
+        <w:t xml:space="preserve"> — Social and Financial Outcomes of Living Liver Donation: A Prospective Investigation Within the Adult-to-Adult Living Donor Liver Transplantation Cohort Study 2 (A2ALL-2)</w:t>
+      </w:r>
+      <w:r>
+        <w:rPr>
+          <w:b w:val="0"/>
+          <w:i w:val="0"/>
+          <w:sz w:val="19"/>
+        </w:rPr>
+        <w:t xml:space="preserve">  </w:t>
+      </w:r>
+      <w:hyperlink r:id="rId95">
+        <w:r>
+          <w:rPr>
+            <w:color w:val="0563C1"/>
+            <w:u w:val="single"/>
+            <w:sz w:val="19"/>
+          </w:rPr>
+          <w:t xml:space="preserve">PubMed</w:t>
+        </w:r>
+      </w:hyperlink>
+      <w:r>
+        <w:rPr>
+          <w:b w:val="0"/>
+          <w:i w:val="0"/>
+          <w:sz w:val="19"/>
+        </w:rPr>
+        <w:t xml:space="preserve"> · </w:t>
+      </w:r>
+      <w:hyperlink r:id="rId96">
+        <w:r>
+          <w:rPr>
+            <w:color w:val="0563C1"/>
+            <w:u w:val="single"/>
+            <w:sz w:val="19"/>
+          </w:rPr>
+          <w:t xml:space="preserve">Journal</w:t>
+        </w:r>
+      </w:hyperlink>
+      <w:r>
+        <w:rPr>
+          <w:b w:val="0"/>
+          <w:i w:val="0"/>
+          <w:sz w:val="19"/>
+        </w:rPr>
+        <w:t xml:space="preserve"> · </w:t>
+      </w:r>
+      <w:hyperlink r:id="rId97">
+        <w:r>
+          <w:rPr>
+            <w:color w:val="0563C1"/>
+            <w:u w:val="single"/>
+            <w:sz w:val="19"/>
+          </w:rPr>
+          <w:t xml:space="preserve">Free full text</w:t>
+        </w:r>
+      </w:hyperlink>
+      <w:r>
+        <w:rPr>
+          <w:b w:val="0"/>
+          <w:i w:val="0"/>
+          <w:sz w:val="19"/>
+        </w:rPr>
+        <w:t xml:space="preserve"> · </w:t>
+      </w:r>
+      <w:hyperlink r:id="rId98">
+        <w:r>
+          <w:rPr>
+            <w:color w:val="0563C1"/>
+            <w:u w:val="single"/>
+            <w:sz w:val="19"/>
+          </w:rPr>
+          <w:t xml:space="preserve">Source</w:t>
+        </w:r>
+      </w:hyperlink>
+      <w:r>
+        <w:rPr>
+          <w:b w:val="0"/>
+          <w:i w:val="0"/>
+          <w:sz w:val="19"/>
+        </w:rPr>
+        <w:t xml:space="preserve"> · </w:t>
+      </w:r>
+      <w:hyperlink r:id="rId99">
+        <w:r>
+          <w:rPr>
+            <w:color w:val="0563C1"/>
+            <w:u w:val="single"/>
+            <w:sz w:val="19"/>
+          </w:rPr>
+          <w:t xml:space="preserve">TMC library</w:t>
+        </w:r>
+      </w:hyperlink>
+    </w:p>
+    <w:p>
+      <w:pPr>
+        <w:spacing w:after="60"/>
+      </w:pPr>
+      <w:r>
+        <w:rPr>
+          <w:b/>
+          <w:i w:val="0"/>
+          <w:sz w:val="19"/>
+        </w:rPr>
+        <w:t>Dong 2026 · resection versus LT</w:t>
+      </w:r>
+      <w:r>
+        <w:rPr>
+          <w:b w:val="0"/>
+          <w:i w:val="0"/>
+          <w:sz w:val="19"/>
+        </w:rPr>
+        <w:t xml:space="preserve"> — Liver resection with and without vascular resection versus transplantation for de novo perihilar cholangiocarcinoma</w:t>
+      </w:r>
+      <w:r>
+        <w:rPr>
+          <w:b w:val="0"/>
+          <w:i w:val="0"/>
+          <w:sz w:val="19"/>
+        </w:rPr>
+        <w:t xml:space="preserve">  </w:t>
+      </w:r>
+      <w:hyperlink r:id="rId100">
+        <w:r>
+          <w:rPr>
+            <w:color w:val="0563C1"/>
+            <w:u w:val="single"/>
+            <w:sz w:val="19"/>
+          </w:rPr>
+          <w:t xml:space="preserve">PubMed</w:t>
+        </w:r>
+      </w:hyperlink>
+      <w:r>
+        <w:rPr>
+          <w:b w:val="0"/>
+          <w:i w:val="0"/>
+          <w:sz w:val="19"/>
+        </w:rPr>
+        <w:t xml:space="preserve"> · </w:t>
+      </w:r>
+      <w:hyperlink r:id="rId101">
+        <w:r>
+          <w:rPr>
+            <w:color w:val="0563C1"/>
+            <w:u w:val="single"/>
+            <w:sz w:val="19"/>
+          </w:rPr>
+          <w:t xml:space="preserve">Journal</w:t>
+        </w:r>
+      </w:hyperlink>
+      <w:r>
+        <w:rPr>
+          <w:b w:val="0"/>
+          <w:i w:val="0"/>
+          <w:sz w:val="19"/>
+        </w:rPr>
+        <w:t xml:space="preserve"> · </w:t>
+      </w:r>
+      <w:hyperlink r:id="rId102">
+        <w:r>
+          <w:rPr>
+            <w:color w:val="0563C1"/>
+            <w:u w:val="single"/>
+            <w:sz w:val="19"/>
+          </w:rPr>
+          <w:t xml:space="preserve">Free full text</w:t>
+        </w:r>
+      </w:hyperlink>
+      <w:r>
+        <w:rPr>
+          <w:b w:val="0"/>
+          <w:i w:val="0"/>
+          <w:sz w:val="19"/>
+        </w:rPr>
+        <w:t xml:space="preserve"> · </w:t>
+      </w:r>
+      <w:hyperlink r:id="rId103">
+        <w:r>
+          <w:rPr>
+            <w:color w:val="0563C1"/>
+            <w:u w:val="single"/>
+            <w:sz w:val="19"/>
+          </w:rPr>
+          <w:t xml:space="preserve">Source</w:t>
+        </w:r>
+      </w:hyperlink>
+      <w:r>
+        <w:rPr>
+          <w:b w:val="0"/>
+          <w:i w:val="0"/>
+          <w:sz w:val="19"/>
+        </w:rPr>
+        <w:t xml:space="preserve"> · </w:t>
+      </w:r>
+      <w:hyperlink r:id="rId104">
+        <w:r>
+          <w:rPr>
+            <w:color w:val="0563C1"/>
+            <w:u w:val="single"/>
+            <w:sz w:val="19"/>
+          </w:rPr>
+          <w:t xml:space="preserve">TMC library</w:t>
+        </w:r>
+      </w:hyperlink>
+    </w:p>
+    <w:p>
+      <w:pPr>
+        <w:spacing w:after="60"/>
+      </w:pPr>
+      <w:r>
+        <w:rPr>
+          <w:b/>
+          <w:i w:val="0"/>
+          <w:sz w:val="19"/>
+        </w:rPr>
+        <w:t>DRAINAGE</w:t>
+      </w:r>
+      <w:r>
+        <w:rPr>
+          <w:b w:val="0"/>
+          <w:i w:val="0"/>
+          <w:sz w:val="19"/>
+        </w:rPr>
+        <w:t xml:space="preserve"> — Coelen RJS, Roos E, Wiggers JK, et al. Endoscopic versus percutaneous biliary drainage in patients with resectable perihilar cholangiocarcinoma: a multicentre, randomised controlled trial. Lancet Gastroenterol Hepatol. 2018;3(10):681-690. doi:10.1016/S2468-1253(18)30234-6. PMID:30122355.</w:t>
+      </w:r>
+      <w:r>
+        <w:rPr>
+          <w:b w:val="0"/>
+          <w:i w:val="0"/>
+          <w:sz w:val="19"/>
+        </w:rPr>
+        <w:t xml:space="preserve">  </w:t>
+      </w:r>
+      <w:hyperlink r:id="rId105">
+        <w:r>
+          <w:rPr>
+            <w:color w:val="0563C1"/>
+            <w:u w:val="single"/>
+            <w:sz w:val="19"/>
+          </w:rPr>
+          <w:t xml:space="preserve">PubMed</w:t>
+        </w:r>
+      </w:hyperlink>
+    </w:p>
+    <w:p>
+      <w:pPr>
+        <w:spacing w:after="60"/>
+      </w:pPr>
+      <w:r>
+        <w:rPr>
+          <w:b/>
+          <w:i w:val="0"/>
+          <w:sz w:val="19"/>
+        </w:rPr>
+        <w:t>EASL–AASLD–ILCA 2026</w:t>
+      </w:r>
+      <w:r>
+        <w:rPr>
+          <w:b w:val="0"/>
+          <w:i w:val="0"/>
+          <w:sz w:val="19"/>
+        </w:rPr>
+        <w:t xml:space="preserve"> — Trial design and end points in hepatocellular carcinoma: an EASL-AASLD-ILCA consensus statement</w:t>
+      </w:r>
+      <w:r>
+        <w:rPr>
+          <w:b w:val="0"/>
+          <w:i w:val="0"/>
+          <w:sz w:val="19"/>
+        </w:rPr>
+        <w:t xml:space="preserve">  </w:t>
+      </w:r>
+      <w:hyperlink r:id="rId106">
+        <w:r>
+          <w:rPr>
+            <w:color w:val="0563C1"/>
+            <w:u w:val="single"/>
+            <w:sz w:val="19"/>
+          </w:rPr>
+          <w:t xml:space="preserve">PubMed</w:t>
+        </w:r>
+      </w:hyperlink>
+      <w:r>
+        <w:rPr>
+          <w:b w:val="0"/>
+          <w:i w:val="0"/>
+          <w:sz w:val="19"/>
+        </w:rPr>
+        <w:t xml:space="preserve"> · </w:t>
+      </w:r>
+      <w:hyperlink r:id="rId107">
+        <w:r>
+          <w:rPr>
+            <w:color w:val="0563C1"/>
+            <w:u w:val="single"/>
+            <w:sz w:val="19"/>
+          </w:rPr>
+          <w:t xml:space="preserve">Journal</w:t>
+        </w:r>
+      </w:hyperlink>
+      <w:r>
+        <w:rPr>
+          <w:b w:val="0"/>
+          <w:i w:val="0"/>
+          <w:sz w:val="19"/>
+        </w:rPr>
+        <w:t xml:space="preserve"> · </w:t>
+      </w:r>
+      <w:hyperlink r:id="rId108">
+        <w:r>
+          <w:rPr>
+            <w:color w:val="0563C1"/>
+            <w:u w:val="single"/>
+            <w:sz w:val="19"/>
+          </w:rPr>
+          <w:t xml:space="preserve">Free full text</w:t>
+        </w:r>
+      </w:hyperlink>
+      <w:r>
+        <w:rPr>
+          <w:b w:val="0"/>
+          <w:i w:val="0"/>
+          <w:sz w:val="19"/>
+        </w:rPr>
+        <w:t xml:space="preserve"> · </w:t>
+      </w:r>
+      <w:hyperlink r:id="rId109">
+        <w:r>
+          <w:rPr>
+            <w:color w:val="0563C1"/>
+            <w:u w:val="single"/>
+            <w:sz w:val="19"/>
+          </w:rPr>
+          <w:t xml:space="preserve">Source</w:t>
+        </w:r>
+      </w:hyperlink>
+      <w:r>
+        <w:rPr>
+          <w:b w:val="0"/>
+          <w:i w:val="0"/>
+          <w:sz w:val="19"/>
+        </w:rPr>
+        <w:t xml:space="preserve"> · </w:t>
+      </w:r>
+      <w:hyperlink r:id="rId110">
+        <w:r>
+          <w:rPr>
+            <w:color w:val="0563C1"/>
+            <w:u w:val="single"/>
+            <w:sz w:val="19"/>
+          </w:rPr>
+          <w:t xml:space="preserve">TMC library</w:t>
+        </w:r>
+      </w:hyperlink>
+    </w:p>
+    <w:p>
+      <w:pPr>
+        <w:spacing w:after="60"/>
+      </w:pPr>
+      <w:r>
+        <w:rPr>
+          <w:b/>
+          <w:i w:val="0"/>
+          <w:sz w:val="19"/>
+        </w:rPr>
+        <w:t>Eldridge 2016</w:t>
+      </w:r>
+      <w:r>
+        <w:rPr>
+          <w:b w:val="0"/>
+          <w:i w:val="0"/>
+          <w:sz w:val="19"/>
+        </w:rPr>
+        <w:t xml:space="preserve"> — CONSORT 2010 statement: extension to randomised pilot and feasibility trials</w:t>
+      </w:r>
+      <w:r>
+        <w:rPr>
+          <w:b w:val="0"/>
+          <w:i w:val="0"/>
+          <w:sz w:val="19"/>
+        </w:rPr>
+        <w:t xml:space="preserve">  </w:t>
+      </w:r>
+      <w:hyperlink r:id="rId111">
+        <w:r>
+          <w:rPr>
+            <w:color w:val="0563C1"/>
+            <w:u w:val="single"/>
+            <w:sz w:val="19"/>
+          </w:rPr>
+          <w:t xml:space="preserve">PubMed</w:t>
+        </w:r>
+      </w:hyperlink>
+      <w:r>
+        <w:rPr>
+          <w:b w:val="0"/>
+          <w:i w:val="0"/>
+          <w:sz w:val="19"/>
+        </w:rPr>
+        <w:t xml:space="preserve"> · </w:t>
+      </w:r>
+      <w:hyperlink r:id="rId112">
+        <w:r>
+          <w:rPr>
+            <w:color w:val="0563C1"/>
+            <w:u w:val="single"/>
+            <w:sz w:val="19"/>
+          </w:rPr>
+          <w:t xml:space="preserve">Journal</w:t>
+        </w:r>
+      </w:hyperlink>
+      <w:r>
+        <w:rPr>
+          <w:b w:val="0"/>
+          <w:i w:val="0"/>
+          <w:sz w:val="19"/>
+        </w:rPr>
+        <w:t xml:space="preserve"> · </w:t>
+      </w:r>
+      <w:hyperlink r:id="rId113">
+        <w:r>
+          <w:rPr>
+            <w:color w:val="0563C1"/>
+            <w:u w:val="single"/>
+            <w:sz w:val="19"/>
+          </w:rPr>
+          <w:t xml:space="preserve">Source</w:t>
+        </w:r>
+      </w:hyperlink>
+      <w:r>
+        <w:rPr>
+          <w:b w:val="0"/>
+          <w:i w:val="0"/>
+          <w:sz w:val="19"/>
+        </w:rPr>
+        <w:t xml:space="preserve"> · </w:t>
+      </w:r>
+      <w:hyperlink r:id="rId114">
+        <w:r>
+          <w:rPr>
+            <w:color w:val="0563C1"/>
+            <w:u w:val="single"/>
+            <w:sz w:val="19"/>
+          </w:rPr>
+          <w:t xml:space="preserve">TMC library</w:t>
+        </w:r>
+      </w:hyperlink>
+    </w:p>
+    <w:p>
+      <w:pPr>
+        <w:spacing w:after="60"/>
+      </w:pPr>
+      <w:r>
+        <w:rPr>
+          <w:b/>
+          <w:i w:val="0"/>
+          <w:sz w:val="19"/>
+        </w:rPr>
+        <w:t>ESGE 2025</w:t>
+      </w:r>
+      <w:r>
+        <w:rPr>
+          <w:b w:val="0"/>
+          <w:i w:val="0"/>
+          <w:sz w:val="19"/>
+        </w:rPr>
+        <w:t xml:space="preserve"> — Facciorusso A, Crinò SF, Gkolfakis P, et al. Diagnostic work-up of bile duct strictures: European Society of Gastrointestinal Endoscopy (ESGE) Guideline. Endoscopy. 2025;57:166-185. doi:10.1055/a-2481-7048. PMID:39689874.</w:t>
+      </w:r>
+      <w:r>
+        <w:rPr>
+          <w:b w:val="0"/>
+          <w:i w:val="0"/>
+          <w:sz w:val="19"/>
+        </w:rPr>
+        <w:t xml:space="preserve">  </w:t>
+      </w:r>
+      <w:hyperlink r:id="rId115">
+        <w:r>
+          <w:rPr>
+            <w:color w:val="0563C1"/>
+            <w:u w:val="single"/>
+            <w:sz w:val="19"/>
+          </w:rPr>
+          <w:t xml:space="preserve">PubMed</w:t>
+        </w:r>
+      </w:hyperlink>
+    </w:p>
+    <w:p>
+      <w:pPr>
+        <w:spacing w:after="60"/>
+      </w:pPr>
+      <w:r>
+        <w:rPr>
+          <w:b/>
+          <w:i w:val="0"/>
+          <w:sz w:val="19"/>
+        </w:rPr>
+        <w:t>ESGE 2026</w:t>
+      </w:r>
+      <w:r>
+        <w:rPr>
+          <w:b w:val="0"/>
+          <w:i w:val="0"/>
+          <w:sz w:val="19"/>
+        </w:rPr>
+        <w:t xml:space="preserve"> — Lemmers A, et al. Biliary stricture management: European Society of Gastrointestinal Endoscopy (ESGE) Guideline. Endoscopy. 2026. PMID:42692059.</w:t>
+      </w:r>
+      <w:r>
+        <w:rPr>
+          <w:b w:val="0"/>
+          <w:i w:val="0"/>
+          <w:sz w:val="19"/>
+        </w:rPr>
+        <w:t xml:space="preserve">  </w:t>
+      </w:r>
+      <w:hyperlink r:id="rId116">
+        <w:r>
+          <w:rPr>
+            <w:color w:val="0563C1"/>
+            <w:u w:val="single"/>
+            <w:sz w:val="19"/>
+          </w:rPr>
+          <w:t xml:space="preserve">PubMed</w:t>
+        </w:r>
+      </w:hyperlink>
+    </w:p>
+    <w:p>
+      <w:pPr>
+        <w:spacing w:after="60"/>
+      </w:pPr>
+      <w:r>
+        <w:rPr>
+          <w:b/>
+          <w:i w:val="0"/>
+          <w:sz w:val="19"/>
+        </w:rPr>
+        <w:t>ESMO 2024 interim</w:t>
+      </w:r>
+      <w:r>
+        <w:rPr>
+          <w:b w:val="0"/>
+          <w:i w:val="0"/>
+          <w:sz w:val="19"/>
+        </w:rPr>
+        <w:t xml:space="preserve"> — Vogel A, Ducreux M. ESMO Clinical Practice Guideline interim update on the management of biliary tract cancer. ESMO Open. 2025;10(1):104003. doi:10.1016/j.esmoop.2024.104003. PMID:39864891.</w:t>
+      </w:r>
+      <w:r>
+        <w:rPr>
+          <w:b w:val="0"/>
+          <w:i w:val="0"/>
+          <w:sz w:val="19"/>
+        </w:rPr>
+        <w:t xml:space="preserve">  </w:t>
+      </w:r>
+      <w:hyperlink r:id="rId117">
+        <w:r>
+          <w:rPr>
+            <w:color w:val="0563C1"/>
+            <w:u w:val="single"/>
+            <w:sz w:val="19"/>
+          </w:rPr>
+          <w:t xml:space="preserve">PubMed</w:t>
+        </w:r>
+      </w:hyperlink>
+    </w:p>
+    <w:p>
+      <w:pPr>
+        <w:spacing w:after="60"/>
+      </w:pPr>
+      <w:r>
+        <w:rPr>
+          <w:b/>
+          <w:i w:val="0"/>
+          <w:sz w:val="19"/>
+        </w:rPr>
+        <w:t>Ethun 2018</w:t>
+      </w:r>
+      <w:r>
+        <w:rPr>
+          <w:b w:val="0"/>
+          <w:i w:val="0"/>
+          <w:sz w:val="19"/>
+        </w:rPr>
+        <w:t xml:space="preserve"> — Transplantation Versus Resection for Hilar Cholangiocarcinoma: An Argument for Shifting Treatment Paradigms for Resectable Disease</w:t>
+      </w:r>
+      <w:r>
+        <w:rPr>
+          <w:b w:val="0"/>
+          <w:i w:val="0"/>
+          <w:sz w:val="19"/>
+        </w:rPr>
+        <w:t xml:space="preserve">  </w:t>
+      </w:r>
+      <w:hyperlink r:id="rId118">
+        <w:r>
+          <w:rPr>
+            <w:color w:val="0563C1"/>
+            <w:u w:val="single"/>
+            <w:sz w:val="19"/>
+          </w:rPr>
+          <w:t xml:space="preserve">PubMed</w:t>
+        </w:r>
+      </w:hyperlink>
+      <w:r>
+        <w:rPr>
+          <w:b w:val="0"/>
+          <w:i w:val="0"/>
+          <w:sz w:val="19"/>
+        </w:rPr>
+        <w:t xml:space="preserve"> · </w:t>
+      </w:r>
+      <w:hyperlink r:id="rId119">
+        <w:r>
+          <w:rPr>
+            <w:color w:val="0563C1"/>
+            <w:u w:val="single"/>
+            <w:sz w:val="19"/>
+          </w:rPr>
+          <w:t xml:space="preserve">Journal</w:t>
+        </w:r>
+      </w:hyperlink>
+      <w:r>
+        <w:rPr>
+          <w:b w:val="0"/>
+          <w:i w:val="0"/>
+          <w:sz w:val="19"/>
+        </w:rPr>
+        <w:t xml:space="preserve"> · </w:t>
+      </w:r>
+      <w:hyperlink r:id="rId120">
+        <w:r>
+          <w:rPr>
+            <w:color w:val="0563C1"/>
+            <w:u w:val="single"/>
+            <w:sz w:val="19"/>
+          </w:rPr>
+          <w:t xml:space="preserve">Free full text</w:t>
+        </w:r>
+      </w:hyperlink>
+      <w:r>
+        <w:rPr>
+          <w:b w:val="0"/>
+          <w:i w:val="0"/>
+          <w:sz w:val="19"/>
+        </w:rPr>
+        <w:t xml:space="preserve"> · </w:t>
+      </w:r>
+      <w:hyperlink r:id="rId121">
+        <w:r>
+          <w:rPr>
+            <w:color w:val="0563C1"/>
+            <w:u w:val="single"/>
+            <w:sz w:val="19"/>
+          </w:rPr>
+          <w:t xml:space="preserve">Source</w:t>
+        </w:r>
+      </w:hyperlink>
+      <w:r>
+        <w:rPr>
+          <w:b w:val="0"/>
+          <w:i w:val="0"/>
+          <w:sz w:val="19"/>
+        </w:rPr>
+        <w:t xml:space="preserve"> · </w:t>
+      </w:r>
+      <w:hyperlink r:id="rId122">
+        <w:r>
+          <w:rPr>
+            <w:color w:val="0563C1"/>
+            <w:u w:val="single"/>
+            <w:sz w:val="19"/>
+          </w:rPr>
+          <w:t xml:space="preserve">TMC library</w:t>
+        </w:r>
+      </w:hyperlink>
+    </w:p>
+    <w:p>
+      <w:pPr>
+        <w:spacing w:after="60"/>
+      </w:pPr>
+      <w:r>
+        <w:rPr>
+          <w:b/>
+          <w:i w:val="0"/>
+          <w:sz w:val="19"/>
+        </w:rPr>
+        <w:t>FISH meta-analysis</w:t>
+      </w:r>
+      <w:r>
+        <w:rPr>
+          <w:b w:val="0"/>
+          <w:i w:val="0"/>
+          <w:sz w:val="19"/>
+        </w:rPr>
+        <w:t xml:space="preserve"> — Navaneethan U, Njei B, Venkatesh PG, Vargo JJ, Parsi MA. Fluorescence in situ hybridization for diagnosis of cholangiocarcinoma in primary sclerosing cholangitis: a systematic review and meta-analysis. Gastrointest Endosc. 2014;79(6):943-950.e3. doi:10.1016/j.gie.2013.11.001. PMID:24360654.</w:t>
+      </w:r>
+      <w:r>
+        <w:rPr>
+          <w:b w:val="0"/>
+          <w:i w:val="0"/>
+          <w:sz w:val="19"/>
+        </w:rPr>
+        <w:t xml:space="preserve">  </w:t>
+      </w:r>
+      <w:hyperlink r:id="rId123">
+        <w:r>
+          <w:rPr>
+            <w:color w:val="0563C1"/>
+            <w:u w:val="single"/>
+            <w:sz w:val="19"/>
+          </w:rPr>
+          <w:t xml:space="preserve">PubMed</w:t>
+        </w:r>
+      </w:hyperlink>
+    </w:p>
+    <w:p>
+      <w:pPr>
+        <w:spacing w:after="60"/>
+      </w:pPr>
+      <w:r>
+        <w:rPr>
+          <w:b/>
+          <w:i w:val="0"/>
+          <w:sz w:val="19"/>
+        </w:rPr>
+        <w:t>Heimbach 2011</w:t>
+      </w:r>
+      <w:r>
+        <w:rPr>
+          <w:b w:val="0"/>
+          <w:i w:val="0"/>
+          <w:sz w:val="19"/>
+        </w:rPr>
+        <w:t xml:space="preserve"> — Heimbach JK, Sanchez W, Rosen CB, et al. Trans-peritoneal fine needle aspiration biopsy of hilar cholangiocarcinoma is associated with disease dissemination. HPB (Oxford). 2011;13(5):356-60. doi:10.1111/j.1477-2574.2011.00298.x. PMID:21492336.</w:t>
+      </w:r>
+      <w:r>
+        <w:rPr>
+          <w:b w:val="0"/>
+          <w:i w:val="0"/>
+          <w:sz w:val="19"/>
+        </w:rPr>
+        <w:t xml:space="preserve">  </w:t>
+      </w:r>
+      <w:hyperlink r:id="rId124">
+        <w:r>
+          <w:rPr>
+            <w:color w:val="0563C1"/>
+            <w:u w:val="single"/>
+            <w:sz w:val="19"/>
+          </w:rPr>
+          <w:t xml:space="preserve">PubMed</w:t>
+        </w:r>
+      </w:hyperlink>
+    </w:p>
+    <w:p>
+      <w:pPr>
+        <w:spacing w:after="60"/>
+      </w:pPr>
+      <w:r>
+        <w:rPr>
+          <w:b/>
+          <w:i w:val="0"/>
+          <w:sz w:val="19"/>
+        </w:rPr>
+        <w:t>Heimbach 2011 · biopsy</w:t>
+      </w:r>
+      <w:r>
+        <w:rPr>
+          <w:b w:val="0"/>
+          <w:i w:val="0"/>
+          <w:sz w:val="19"/>
+        </w:rPr>
+        <w:t xml:space="preserve"> — Trans-peritoneal fine needle aspiration biopsy of hilar cholangiocarcinoma is associated with disease dissemination</w:t>
+      </w:r>
+      <w:r>
+        <w:rPr>
+          <w:b w:val="0"/>
+          <w:i w:val="0"/>
+          <w:sz w:val="19"/>
+        </w:rPr>
+        <w:t xml:space="preserve">  </w:t>
+      </w:r>
+      <w:hyperlink r:id="rId124">
+        <w:r>
+          <w:rPr>
+            <w:color w:val="0563C1"/>
+            <w:u w:val="single"/>
+            <w:sz w:val="19"/>
+          </w:rPr>
+          <w:t xml:space="preserve">PubMed</w:t>
+        </w:r>
+      </w:hyperlink>
+      <w:r>
+        <w:rPr>
+          <w:b w:val="0"/>
+          <w:i w:val="0"/>
+          <w:sz w:val="19"/>
+        </w:rPr>
+        <w:t xml:space="preserve"> · </w:t>
+      </w:r>
+      <w:hyperlink r:id="rId125">
+        <w:r>
+          <w:rPr>
+            <w:color w:val="0563C1"/>
+            <w:u w:val="single"/>
+            <w:sz w:val="19"/>
+          </w:rPr>
+          <w:t xml:space="preserve">Journal</w:t>
+        </w:r>
+      </w:hyperlink>
+      <w:r>
+        <w:rPr>
+          <w:b w:val="0"/>
+          <w:i w:val="0"/>
+          <w:sz w:val="19"/>
+        </w:rPr>
+        <w:t xml:space="preserve"> · </w:t>
+      </w:r>
+      <w:hyperlink r:id="rId126">
+        <w:r>
+          <w:rPr>
+            <w:color w:val="0563C1"/>
+            <w:u w:val="single"/>
+            <w:sz w:val="19"/>
+          </w:rPr>
+          <w:t xml:space="preserve">Free full text</w:t>
+        </w:r>
+      </w:hyperlink>
+      <w:r>
+        <w:rPr>
+          <w:b w:val="0"/>
+          <w:i w:val="0"/>
+          <w:sz w:val="19"/>
+        </w:rPr>
+        <w:t xml:space="preserve"> · </w:t>
+      </w:r>
+      <w:hyperlink r:id="rId127">
+        <w:r>
+          <w:rPr>
+            <w:color w:val="0563C1"/>
+            <w:u w:val="single"/>
+            <w:sz w:val="19"/>
+          </w:rPr>
+          <w:t xml:space="preserve">Source</w:t>
+        </w:r>
+      </w:hyperlink>
+      <w:r>
+        <w:rPr>
+          <w:b w:val="0"/>
+          <w:i w:val="0"/>
+          <w:sz w:val="19"/>
+        </w:rPr>
+        <w:t xml:space="preserve"> · </w:t>
+      </w:r>
+      <w:hyperlink r:id="rId128">
+        <w:r>
+          <w:rPr>
+            <w:color w:val="0563C1"/>
+            <w:u w:val="single"/>
+            <w:sz w:val="19"/>
+          </w:rPr>
+          <w:t xml:space="preserve">TMC library</w:t>
+        </w:r>
+      </w:hyperlink>
+    </w:p>
+    <w:p>
+      <w:pPr>
+        <w:spacing w:after="60"/>
+      </w:pPr>
+      <w:r>
+        <w:rPr>
+          <w:b/>
+          <w:i w:val="0"/>
+          <w:sz w:val="19"/>
+        </w:rPr>
+        <w:t>HHS human-subject protections</w:t>
+      </w:r>
+      <w:r>
+        <w:rPr>
+          <w:b w:val="0"/>
+          <w:i w:val="0"/>
+          <w:sz w:val="19"/>
+        </w:rPr>
+        <w:t xml:space="preserve"> — 45 CFR 46.111: Criteria for IRB approval of research</w:t>
+      </w:r>
+      <w:r>
+        <w:rPr>
+          <w:b w:val="0"/>
+          <w:i w:val="0"/>
+          <w:sz w:val="19"/>
+        </w:rPr>
+        <w:t xml:space="preserve">  </w:t>
+      </w:r>
+      <w:hyperlink r:id="rId129">
+        <w:r>
+          <w:rPr>
+            <w:color w:val="0563C1"/>
+            <w:u w:val="single"/>
+            <w:sz w:val="19"/>
+          </w:rPr>
+          <w:t xml:space="preserve">Source</w:t>
+        </w:r>
+      </w:hyperlink>
+    </w:p>
+    <w:p>
+      <w:pPr>
+        <w:spacing w:after="60"/>
+      </w:pPr>
+      <w:r>
+        <w:rPr>
+          <w:b/>
+          <w:i w:val="0"/>
+          <w:sz w:val="19"/>
+        </w:rPr>
+        <w:t>Hoogwater 2023 · radiation</w:t>
+      </w:r>
+      <w:r>
+        <w:rPr>
+          <w:b w:val="0"/>
+          <w:i w:val="0"/>
+          <w:sz w:val="19"/>
+        </w:rPr>
+        <w:t xml:space="preserve"> — Role of neoadjuvant chemoradiotherapy in liver transplantation for unresectable perihilar cholangiocarcinoma: multicentre, retrospective cohort study</w:t>
+      </w:r>
+      <w:r>
+        <w:rPr>
+          <w:b w:val="0"/>
+          <w:i w:val="0"/>
+          <w:sz w:val="19"/>
+        </w:rPr>
+        <w:t xml:space="preserve">  </w:t>
+      </w:r>
+      <w:hyperlink r:id="rId130">
+        <w:r>
+          <w:rPr>
+            <w:color w:val="0563C1"/>
+            <w:u w:val="single"/>
+            <w:sz w:val="19"/>
+          </w:rPr>
+          <w:t xml:space="preserve">PubMed</w:t>
+        </w:r>
+      </w:hyperlink>
+      <w:r>
+        <w:rPr>
+          <w:b w:val="0"/>
+          <w:i w:val="0"/>
+          <w:sz w:val="19"/>
+        </w:rPr>
+        <w:t xml:space="preserve"> · </w:t>
+      </w:r>
+      <w:hyperlink r:id="rId131">
+        <w:r>
+          <w:rPr>
+            <w:color w:val="0563C1"/>
+            <w:u w:val="single"/>
+            <w:sz w:val="19"/>
+          </w:rPr>
+          <w:t xml:space="preserve">Journal</w:t>
+        </w:r>
+      </w:hyperlink>
+      <w:r>
+        <w:rPr>
+          <w:b w:val="0"/>
+          <w:i w:val="0"/>
+          <w:sz w:val="19"/>
+        </w:rPr>
+        <w:t xml:space="preserve"> · </w:t>
+      </w:r>
+      <w:hyperlink r:id="rId132">
+        <w:r>
+          <w:rPr>
+            <w:color w:val="0563C1"/>
+            <w:u w:val="single"/>
+            <w:sz w:val="19"/>
+          </w:rPr>
+          <w:t xml:space="preserve">Free full text</w:t>
+        </w:r>
+      </w:hyperlink>
+      <w:r>
+        <w:rPr>
+          <w:b w:val="0"/>
+          <w:i w:val="0"/>
+          <w:sz w:val="19"/>
+        </w:rPr>
+        <w:t xml:space="preserve"> · </w:t>
+      </w:r>
+      <w:hyperlink r:id="rId133">
+        <w:r>
+          <w:rPr>
+            <w:color w:val="0563C1"/>
+            <w:u w:val="single"/>
+            <w:sz w:val="19"/>
+          </w:rPr>
+          <w:t xml:space="preserve">Source</w:t>
+        </w:r>
+      </w:hyperlink>
+      <w:r>
+        <w:rPr>
+          <w:b w:val="0"/>
+          <w:i w:val="0"/>
+          <w:sz w:val="19"/>
+        </w:rPr>
+        <w:t xml:space="preserve"> · </w:t>
+      </w:r>
+      <w:hyperlink r:id="rId134">
+        <w:r>
+          <w:rPr>
+            <w:color w:val="0563C1"/>
+            <w:u w:val="single"/>
+            <w:sz w:val="19"/>
+          </w:rPr>
+          <w:t xml:space="preserve">TMC library</w:t>
+        </w:r>
+      </w:hyperlink>
+    </w:p>
+    <w:p>
+      <w:pPr>
+        <w:spacing w:after="60"/>
+      </w:pPr>
+      <w:r>
+        <w:rPr>
+          <w:b/>
+          <w:i w:val="0"/>
+          <w:sz w:val="19"/>
+        </w:rPr>
+        <w:t>Ito 2025 · LDLT</w:t>
+      </w:r>
+      <w:r>
+        <w:rPr>
+          <w:b w:val="0"/>
+          <w:i w:val="0"/>
+          <w:sz w:val="19"/>
+        </w:rPr>
+        <w:t xml:space="preserve"> — Safety and efficacy of living donor liver transplantation for unresectable perihilar cholangiocarcinoma: A single center prospective study</w:t>
+      </w:r>
+      <w:r>
+        <w:rPr>
+          <w:b w:val="0"/>
+          <w:i w:val="0"/>
+          <w:sz w:val="19"/>
+        </w:rPr>
+        <w:t xml:space="preserve">  </w:t>
+      </w:r>
+      <w:hyperlink r:id="rId135">
+        <w:r>
+          <w:rPr>
+            <w:color w:val="0563C1"/>
+            <w:u w:val="single"/>
+            <w:sz w:val="19"/>
+          </w:rPr>
+          <w:t xml:space="preserve">PubMed</w:t>
+        </w:r>
+      </w:hyperlink>
+      <w:r>
+        <w:rPr>
+          <w:b w:val="0"/>
+          <w:i w:val="0"/>
+          <w:sz w:val="19"/>
+        </w:rPr>
+        <w:t xml:space="preserve"> · </w:t>
+      </w:r>
+      <w:hyperlink r:id="rId136">
+        <w:r>
+          <w:rPr>
+            <w:color w:val="0563C1"/>
+            <w:u w:val="single"/>
+            <w:sz w:val="19"/>
+          </w:rPr>
+          <w:t xml:space="preserve">Journal</w:t>
+        </w:r>
+      </w:hyperlink>
+      <w:r>
+        <w:rPr>
+          <w:b w:val="0"/>
+          <w:i w:val="0"/>
+          <w:sz w:val="19"/>
+        </w:rPr>
+        <w:t xml:space="preserve"> · </w:t>
+      </w:r>
+      <w:hyperlink r:id="rId137">
+        <w:r>
+          <w:rPr>
+            <w:color w:val="0563C1"/>
+            <w:u w:val="single"/>
+            <w:sz w:val="19"/>
+          </w:rPr>
+          <w:t xml:space="preserve">Free full text</w:t>
+        </w:r>
+      </w:hyperlink>
+      <w:r>
+        <w:rPr>
+          <w:b w:val="0"/>
+          <w:i w:val="0"/>
+          <w:sz w:val="19"/>
+        </w:rPr>
+        <w:t xml:space="preserve"> · </w:t>
+      </w:r>
+      <w:hyperlink r:id="rId138">
+        <w:r>
+          <w:rPr>
+            <w:color w:val="0563C1"/>
+            <w:u w:val="single"/>
+            <w:sz w:val="19"/>
+          </w:rPr>
+          <w:t xml:space="preserve">Source</w:t>
+        </w:r>
+      </w:hyperlink>
+      <w:r>
+        <w:rPr>
+          <w:b w:val="0"/>
+          <w:i w:val="0"/>
+          <w:sz w:val="19"/>
+        </w:rPr>
+        <w:t xml:space="preserve"> · </w:t>
+      </w:r>
+      <w:hyperlink r:id="rId139">
+        <w:r>
+          <w:rPr>
+            <w:color w:val="0563C1"/>
+            <w:u w:val="single"/>
+            <w:sz w:val="19"/>
+          </w:rPr>
+          <w:t xml:space="preserve">TMC library</w:t>
+        </w:r>
+      </w:hyperlink>
+    </w:p>
+    <w:p>
+      <w:pPr>
+        <w:spacing w:after="60"/>
+      </w:pPr>
+      <w:r>
+        <w:rPr>
+          <w:b/>
+          <w:i w:val="0"/>
+          <w:sz w:val="19"/>
+        </w:rPr>
+        <w:t>Kelly 2026</w:t>
+      </w:r>
+      <w:r>
+        <w:rPr>
+          <w:b w:val="0"/>
+          <w:i w:val="0"/>
+          <w:sz w:val="19"/>
+        </w:rPr>
+        <w:t xml:space="preserve"> — Three Decades of Living Liver Donor Outcomes: A National Cohort Analysis of Patterns in Mortality and Recovery</w:t>
+      </w:r>
+      <w:r>
+        <w:rPr>
+          <w:b w:val="0"/>
+          <w:i w:val="0"/>
+          <w:sz w:val="19"/>
+        </w:rPr>
+        <w:t xml:space="preserve">  </w:t>
+      </w:r>
+      <w:hyperlink r:id="rId140">
+        <w:r>
+          <w:rPr>
+            <w:color w:val="0563C1"/>
+            <w:u w:val="single"/>
+            <w:sz w:val="19"/>
+          </w:rPr>
+          <w:t xml:space="preserve">PubMed</w:t>
+        </w:r>
+      </w:hyperlink>
+      <w:r>
+        <w:rPr>
+          <w:b w:val="0"/>
+          <w:i w:val="0"/>
+          <w:sz w:val="19"/>
+        </w:rPr>
+        <w:t xml:space="preserve"> · </w:t>
+      </w:r>
+      <w:hyperlink r:id="rId141">
+        <w:r>
+          <w:rPr>
+            <w:color w:val="0563C1"/>
+            <w:u w:val="single"/>
+            <w:sz w:val="19"/>
+          </w:rPr>
+          <w:t xml:space="preserve">Journal</w:t>
+        </w:r>
+      </w:hyperlink>
+      <w:r>
+        <w:rPr>
+          <w:b w:val="0"/>
+          <w:i w:val="0"/>
+          <w:sz w:val="19"/>
+        </w:rPr>
+        <w:t xml:space="preserve"> · </w:t>
+      </w:r>
+      <w:hyperlink r:id="rId142">
+        <w:r>
+          <w:rPr>
+            <w:color w:val="0563C1"/>
+            <w:u w:val="single"/>
+            <w:sz w:val="19"/>
+          </w:rPr>
+          <w:t xml:space="preserve">TMC library</w:t>
+        </w:r>
+      </w:hyperlink>
+    </w:p>
+    <w:p>
+      <w:pPr>
+        <w:spacing w:after="60"/>
+      </w:pPr>
+      <w:r>
+        <w:rPr>
+          <w:b/>
+          <w:i w:val="0"/>
+          <w:sz w:val="19"/>
+        </w:rPr>
+        <w:t>KEYNOTE-966</w:t>
+      </w:r>
+      <w:r>
+        <w:rPr>
+          <w:b w:val="0"/>
+          <w:i w:val="0"/>
+          <w:sz w:val="19"/>
+        </w:rPr>
+        <w:t xml:space="preserve"> — Kelley RK, Ueno M, Yoo C, et al. Pembrolizumab in combination with gemcitabine and cisplatin compared with gemcitabine and cisplatin alone for patients with advanced biliary tract cancer (KEYNOTE-966): a randomised, double-blind, placebo-controlled, phase 3 trial. Lancet. 2023;401(10391):1853-1865. doi:10.1016/S0140-6736(23)00727-4. PMID:37075781.</w:t>
+      </w:r>
+      <w:r>
+        <w:rPr>
+          <w:b w:val="0"/>
+          <w:i w:val="0"/>
+          <w:sz w:val="19"/>
+        </w:rPr>
+        <w:t xml:space="preserve">  </w:t>
+      </w:r>
+      <w:hyperlink r:id="rId143">
+        <w:r>
+          <w:rPr>
+            <w:color w:val="0563C1"/>
+            <w:u w:val="single"/>
+            <w:sz w:val="19"/>
+          </w:rPr>
+          <w:t xml:space="preserve">PubMed</w:t>
+        </w:r>
+      </w:hyperlink>
+    </w:p>
+    <w:p>
+      <w:pPr>
+        <w:spacing w:after="60"/>
+      </w:pPr>
+      <w:r>
+        <w:rPr>
+          <w:b/>
+          <w:i w:val="0"/>
+          <w:sz w:val="19"/>
+        </w:rPr>
+        <w:t>Kuriyama 2026 · NAC by nodal status</w:t>
+      </w:r>
+      <w:r>
+        <w:rPr>
+          <w:b w:val="0"/>
+          <w:i w:val="0"/>
+          <w:sz w:val="19"/>
+        </w:rPr>
+        <w:t xml:space="preserve">  </w:t>
+      </w:r>
+      <w:hyperlink r:id="rId144">
+        <w:r>
+          <w:rPr>
+            <w:color w:val="0563C1"/>
+            <w:u w:val="single"/>
+            <w:sz w:val="19"/>
+          </w:rPr>
+          <w:t xml:space="preserve">PubMed</w:t>
+        </w:r>
+      </w:hyperlink>
+      <w:r>
+        <w:rPr>
+          <w:b w:val="0"/>
+          <w:i w:val="0"/>
+          <w:sz w:val="19"/>
+        </w:rPr>
+        <w:t xml:space="preserve"> · </w:t>
+      </w:r>
+      <w:hyperlink r:id="rId145">
+        <w:r>
+          <w:rPr>
+            <w:color w:val="0563C1"/>
+            <w:u w:val="single"/>
+            <w:sz w:val="19"/>
+          </w:rPr>
+          <w:t xml:space="preserve">Journal</w:t>
+        </w:r>
+      </w:hyperlink>
+      <w:r>
+        <w:rPr>
+          <w:b w:val="0"/>
+          <w:i w:val="0"/>
+          <w:sz w:val="19"/>
+        </w:rPr>
+        <w:t xml:space="preserve"> · </w:t>
+      </w:r>
+      <w:hyperlink r:id="rId146">
+        <w:r>
+          <w:rPr>
+            <w:color w:val="0563C1"/>
+            <w:u w:val="single"/>
+            <w:sz w:val="19"/>
+          </w:rPr>
+          <w:t xml:space="preserve">Free full text</w:t>
+        </w:r>
+      </w:hyperlink>
+      <w:r>
+        <w:rPr>
+          <w:b w:val="0"/>
+          <w:i w:val="0"/>
+          <w:sz w:val="19"/>
+        </w:rPr>
+        <w:t xml:space="preserve"> · </w:t>
+      </w:r>
+      <w:hyperlink r:id="rId147">
+        <w:r>
+          <w:rPr>
+            <w:color w:val="0563C1"/>
+            <w:u w:val="single"/>
+            <w:sz w:val="19"/>
+          </w:rPr>
+          <w:t xml:space="preserve">TMC library</w:t>
+        </w:r>
+      </w:hyperlink>
+    </w:p>
+    <w:p>
+      <w:pPr>
+        <w:spacing w:after="60"/>
+      </w:pPr>
+      <w:r>
+        <w:rPr>
+          <w:b/>
+          <w:i w:val="0"/>
+          <w:sz w:val="19"/>
+        </w:rPr>
+        <w:t>Milan consensus</w:t>
+      </w:r>
+      <w:r>
+        <w:rPr>
+          <w:b w:val="0"/>
+          <w:i w:val="0"/>
+          <w:sz w:val="19"/>
+        </w:rPr>
+        <w:t xml:space="preserve"> — Pfister D, et al. Recommendations on Perihilar Cholangiocarcinoma. The Milan Jury-Based Consensus. Ann Surg. 2025 (published ahead of print 6 June 2025). doi:10.1097/SLA.0000000000006773. PMID:40478744.</w:t>
+      </w:r>
+      <w:r>
+        <w:rPr>
+          <w:b w:val="0"/>
+          <w:i w:val="0"/>
+          <w:sz w:val="19"/>
+        </w:rPr>
+        <w:t xml:space="preserve">  </w:t>
+      </w:r>
+      <w:hyperlink r:id="rId148">
+        <w:r>
+          <w:rPr>
+            <w:color w:val="0563C1"/>
+            <w:u w:val="single"/>
+            <w:sz w:val="19"/>
+          </w:rPr>
+          <w:t xml:space="preserve">PubMed</w:t>
+        </w:r>
+      </w:hyperlink>
+    </w:p>
+    <w:p>
+      <w:pPr>
+        <w:spacing w:after="60"/>
+      </w:pPr>
+      <w:r>
+        <w:rPr>
+          <w:b/>
+          <w:i w:val="0"/>
+          <w:sz w:val="19"/>
+        </w:rPr>
+        <w:t>Murakami 2025 · conversion surgery for BTC</w:t>
+      </w:r>
+      <w:r>
+        <w:rPr>
+          <w:b w:val="0"/>
+          <w:i w:val="0"/>
+          <w:sz w:val="19"/>
+        </w:rPr>
+        <w:t xml:space="preserve">  </w:t>
+      </w:r>
+      <w:hyperlink r:id="rId149">
+        <w:r>
+          <w:rPr>
+            <w:color w:val="0563C1"/>
+            <w:u w:val="single"/>
+            <w:sz w:val="19"/>
+          </w:rPr>
+          <w:t xml:space="preserve">PubMed</w:t>
+        </w:r>
+      </w:hyperlink>
+      <w:r>
+        <w:rPr>
+          <w:b w:val="0"/>
+          <w:i w:val="0"/>
+          <w:sz w:val="19"/>
+        </w:rPr>
+        <w:t xml:space="preserve"> · </w:t>
+      </w:r>
+      <w:hyperlink r:id="rId150">
+        <w:r>
+          <w:rPr>
+            <w:color w:val="0563C1"/>
+            <w:u w:val="single"/>
+            <w:sz w:val="19"/>
+          </w:rPr>
+          <w:t xml:space="preserve">Journal</w:t>
+        </w:r>
+      </w:hyperlink>
+      <w:r>
+        <w:rPr>
+          <w:b w:val="0"/>
+          <w:i w:val="0"/>
+          <w:sz w:val="19"/>
+        </w:rPr>
+        <w:t xml:space="preserve"> · </w:t>
+      </w:r>
+      <w:hyperlink r:id="rId151">
+        <w:r>
+          <w:rPr>
+            <w:color w:val="0563C1"/>
+            <w:u w:val="single"/>
+            <w:sz w:val="19"/>
+          </w:rPr>
+          <w:t xml:space="preserve">Free full text</w:t>
+        </w:r>
+      </w:hyperlink>
+      <w:r>
+        <w:rPr>
+          <w:b w:val="0"/>
+          <w:i w:val="0"/>
+          <w:sz w:val="19"/>
+        </w:rPr>
+        <w:t xml:space="preserve"> · </w:t>
+      </w:r>
+      <w:hyperlink r:id="rId152">
+        <w:r>
+          <w:rPr>
+            <w:color w:val="0563C1"/>
+            <w:u w:val="single"/>
+            <w:sz w:val="19"/>
+          </w:rPr>
+          <w:t xml:space="preserve">TMC library</w:t>
+        </w:r>
+      </w:hyperlink>
+    </w:p>
+    <w:p>
+      <w:pPr>
+        <w:spacing w:after="60"/>
+      </w:pPr>
+      <w:r>
+        <w:rPr>
+          <w:b/>
+          <w:i w:val="0"/>
+          <w:sz w:val="19"/>
+        </w:rPr>
+        <w:t>NCCN Biliary Tract Cancers v1.2026</w:t>
+      </w:r>
+      <w:r>
+        <w:rPr>
+          <w:b w:val="0"/>
+          <w:i w:val="0"/>
+          <w:sz w:val="19"/>
+        </w:rPr>
+        <w:t xml:space="preserve"> — National Comprehensive Cancer Network. Biliary Tract Cancers. NCCN Clinical Practice Guidelines in Oncology. Version 1.2026, 10 March 2026. Perihilar pathway, original PDF pp23–27; INTRA-D p22; adjuvant p36; first-line p37; biomarkers p28.</w:t>
+      </w:r>
+      <w:r>
+        <w:rPr>
+          <w:b w:val="0"/>
+          <w:i w:val="0"/>
+          <w:sz w:val="19"/>
+        </w:rPr>
+        <w:t xml:space="preserve">  </w:t>
+      </w:r>
+      <w:hyperlink r:id="rId153">
+        <w:r>
+          <w:rPr>
+            <w:color w:val="0563C1"/>
+            <w:u w:val="single"/>
+            <w:sz w:val="19"/>
+          </w:rPr>
+          <w:t xml:space="preserve">Source</w:t>
+        </w:r>
+      </w:hyperlink>
+    </w:p>
+    <w:p>
+      <w:pPr>
+        <w:spacing w:after="60"/>
+      </w:pPr>
+      <w:r>
+        <w:rPr>
+          <w:b/>
+          <w:i w:val="0"/>
+          <w:sz w:val="19"/>
+        </w:rPr>
+        <w:t>Nitta 2020 · para-aortic nodes, extrahepatic CCA</w:t>
+      </w:r>
+      <w:r>
+        <w:rPr>
+          <w:b w:val="0"/>
+          <w:i w:val="0"/>
+          <w:sz w:val="19"/>
+        </w:rPr>
+        <w:t xml:space="preserve">  </w:t>
+      </w:r>
+      <w:hyperlink r:id="rId154">
+        <w:r>
+          <w:rPr>
+            <w:color w:val="0563C1"/>
+            <w:u w:val="single"/>
+            <w:sz w:val="19"/>
+          </w:rPr>
+          <w:t xml:space="preserve">PubMed</w:t>
+        </w:r>
+      </w:hyperlink>
+      <w:r>
+        <w:rPr>
+          <w:b w:val="0"/>
+          <w:i w:val="0"/>
+          <w:sz w:val="19"/>
+        </w:rPr>
+        <w:t xml:space="preserve"> · </w:t>
+      </w:r>
+      <w:hyperlink r:id="rId155">
+        <w:r>
+          <w:rPr>
+            <w:color w:val="0563C1"/>
+            <w:u w:val="single"/>
+            <w:sz w:val="19"/>
+          </w:rPr>
+          <w:t xml:space="preserve">Journal</w:t>
+        </w:r>
+      </w:hyperlink>
+      <w:r>
+        <w:rPr>
+          <w:b w:val="0"/>
+          <w:i w:val="0"/>
+          <w:sz w:val="19"/>
+        </w:rPr>
+        <w:t xml:space="preserve"> · </w:t>
+      </w:r>
+      <w:hyperlink r:id="rId156">
+        <w:r>
+          <w:rPr>
+            <w:color w:val="0563C1"/>
+            <w:u w:val="single"/>
+            <w:sz w:val="19"/>
+          </w:rPr>
+          <w:t xml:space="preserve">TMC library</w:t>
+        </w:r>
+      </w:hyperlink>
+    </w:p>
+    <w:p>
+      <w:pPr>
+        <w:spacing w:after="60"/>
+      </w:pPr>
+      <w:r>
+        <w:rPr>
+          <w:b/>
+          <w:i w:val="0"/>
+          <w:sz w:val="19"/>
+        </w:rPr>
+        <w:t>NLRB oncology guidance</w:t>
+      </w:r>
+      <w:r>
+        <w:rPr>
+          <w:b w:val="0"/>
+          <w:i w:val="0"/>
+          <w:sz w:val="19"/>
+        </w:rPr>
+        <w:t xml:space="preserve"> — Adult MELD Exceptions for Transplant Oncology</w:t>
+      </w:r>
+      <w:r>
+        <w:rPr>
+          <w:b w:val="0"/>
+          <w:i w:val="0"/>
+          <w:sz w:val="19"/>
+        </w:rPr>
+        <w:t xml:space="preserve">  </w:t>
+      </w:r>
+      <w:hyperlink r:id="rId157">
+        <w:r>
+          <w:rPr>
+            <w:color w:val="0563C1"/>
+            <w:u w:val="single"/>
+            <w:sz w:val="19"/>
+          </w:rPr>
+          <w:t xml:space="preserve">Source</w:t>
+        </w:r>
+      </w:hyperlink>
+    </w:p>
+    <w:p>
+      <w:pPr>
+        <w:spacing w:after="60"/>
+      </w:pPr>
+      <w:r>
+        <w:rPr>
+          <w:b/>
+          <w:i w:val="0"/>
+          <w:sz w:val="19"/>
+        </w:rPr>
+        <w:t>Olthof 2020</w:t>
+      </w:r>
+      <w:r>
+        <w:rPr>
+          <w:b w:val="0"/>
+          <w:i w:val="0"/>
+          <w:sz w:val="19"/>
+        </w:rPr>
+        <w:t xml:space="preserve"> — Portal Vein Embolization is Associated with Reduced Liver Failure and Mortality in High-Risk Resections for Perihilar Cholangiocarcinoma</w:t>
+      </w:r>
+      <w:r>
+        <w:rPr>
+          <w:b w:val="0"/>
+          <w:i w:val="0"/>
+          <w:sz w:val="19"/>
+        </w:rPr>
+        <w:t xml:space="preserve">  </w:t>
+      </w:r>
+      <w:hyperlink r:id="rId158">
+        <w:r>
+          <w:rPr>
+            <w:color w:val="0563C1"/>
+            <w:u w:val="single"/>
+            <w:sz w:val="19"/>
+          </w:rPr>
+          <w:t xml:space="preserve">PubMed</w:t>
+        </w:r>
+      </w:hyperlink>
+      <w:r>
+        <w:rPr>
+          <w:b w:val="0"/>
+          <w:i w:val="0"/>
+          <w:sz w:val="19"/>
+        </w:rPr>
+        <w:t xml:space="preserve"> · </w:t>
+      </w:r>
+      <w:hyperlink r:id="rId159">
+        <w:r>
+          <w:rPr>
+            <w:color w:val="0563C1"/>
+            <w:u w:val="single"/>
+            <w:sz w:val="19"/>
+          </w:rPr>
+          <w:t xml:space="preserve">Journal</w:t>
+        </w:r>
+      </w:hyperlink>
+      <w:r>
+        <w:rPr>
+          <w:b w:val="0"/>
+          <w:i w:val="0"/>
+          <w:sz w:val="19"/>
+        </w:rPr>
+        <w:t xml:space="preserve"> · </w:t>
+      </w:r>
+      <w:hyperlink r:id="rId160">
+        <w:r>
+          <w:rPr>
+            <w:color w:val="0563C1"/>
+            <w:u w:val="single"/>
+            <w:sz w:val="19"/>
+          </w:rPr>
+          <w:t xml:space="preserve">Free full text</w:t>
+        </w:r>
+      </w:hyperlink>
+      <w:r>
+        <w:rPr>
+          <w:b w:val="0"/>
+          <w:i w:val="0"/>
+          <w:sz w:val="19"/>
+        </w:rPr>
+        <w:t xml:space="preserve"> · </w:t>
+      </w:r>
+      <w:hyperlink r:id="rId161">
+        <w:r>
+          <w:rPr>
+            <w:color w:val="0563C1"/>
+            <w:u w:val="single"/>
+            <w:sz w:val="19"/>
+          </w:rPr>
+          <w:t xml:space="preserve">Source</w:t>
+        </w:r>
+      </w:hyperlink>
+      <w:r>
+        <w:rPr>
+          <w:b w:val="0"/>
+          <w:i w:val="0"/>
+          <w:sz w:val="19"/>
+        </w:rPr>
+        <w:t xml:space="preserve"> · </w:t>
+      </w:r>
+      <w:hyperlink r:id="rId162">
+        <w:r>
+          <w:rPr>
+            <w:color w:val="0563C1"/>
+            <w:u w:val="single"/>
+            <w:sz w:val="19"/>
+          </w:rPr>
+          <w:t xml:space="preserve">TMC library</w:t>
+        </w:r>
+      </w:hyperlink>
+    </w:p>
+    <w:p>
+      <w:pPr>
+        <w:spacing w:after="60"/>
+      </w:pPr>
+      <w:r>
+        <w:rPr>
+          <w:b/>
+          <w:i w:val="0"/>
+          <w:sz w:val="19"/>
+        </w:rPr>
+        <w:t>OPTN 9.5.A</w:t>
+      </w:r>
+      <w:r>
+        <w:rPr>
+          <w:b w:val="0"/>
+          <w:i w:val="0"/>
+          <w:sz w:val="19"/>
+        </w:rPr>
+        <w:t xml:space="preserve"> — OPTN Policies — hilar CCA standardized exception</w:t>
+      </w:r>
+      <w:r>
+        <w:rPr>
+          <w:b w:val="0"/>
+          <w:i w:val="0"/>
+          <w:sz w:val="19"/>
+        </w:rPr>
+        <w:t xml:space="preserve">  </w:t>
+      </w:r>
+      <w:hyperlink r:id="rId163">
+        <w:r>
+          <w:rPr>
+            <w:color w:val="0563C1"/>
+            <w:u w:val="single"/>
+            <w:sz w:val="19"/>
+          </w:rPr>
+          <w:t xml:space="preserve">Source</w:t>
+        </w:r>
+      </w:hyperlink>
+    </w:p>
+    <w:p>
+      <w:pPr>
+        <w:spacing w:after="60"/>
+      </w:pPr>
+      <w:r>
+        <w:rPr>
+          <w:b/>
+          <w:i w:val="0"/>
+          <w:sz w:val="19"/>
+        </w:rPr>
+        <w:t>OPTN ethics principles</w:t>
+      </w:r>
+      <w:r>
+        <w:rPr>
+          <w:b w:val="0"/>
+          <w:i w:val="0"/>
+          <w:sz w:val="19"/>
+        </w:rPr>
+        <w:t xml:space="preserve"> — Ethical Principles in the Allocation of Human Organs</w:t>
+      </w:r>
+      <w:r>
+        <w:rPr>
+          <w:b w:val="0"/>
+          <w:i w:val="0"/>
+          <w:sz w:val="19"/>
+        </w:rPr>
+        <w:t xml:space="preserve">  </w:t>
+      </w:r>
+      <w:hyperlink r:id="rId164">
+        <w:r>
+          <w:rPr>
+            <w:color w:val="0563C1"/>
+            <w:u w:val="single"/>
+            <w:sz w:val="19"/>
+          </w:rPr>
+          <w:t xml:space="preserve">Source</w:t>
+        </w:r>
+      </w:hyperlink>
+    </w:p>
+    <w:p>
+      <w:pPr>
+        <w:spacing w:after="60"/>
+      </w:pPr>
+      <w:r>
+        <w:rPr>
+          <w:b/>
+          <w:i w:val="0"/>
+          <w:sz w:val="19"/>
+        </w:rPr>
+        <w:t>OPTN policy</w:t>
+      </w:r>
+      <w:r>
+        <w:rPr>
+          <w:b w:val="0"/>
+          <w:i w:val="0"/>
+          <w:sz w:val="19"/>
+        </w:rPr>
+        <w:t xml:space="preserve"> — OPTN Policies: liver allocation and living donation</w:t>
+      </w:r>
+      <w:r>
+        <w:rPr>
+          <w:b w:val="0"/>
+          <w:i w:val="0"/>
+          <w:sz w:val="19"/>
+        </w:rPr>
+        <w:t xml:space="preserve">  </w:t>
+      </w:r>
+      <w:hyperlink r:id="rId165">
+        <w:r>
+          <w:rPr>
+            <w:color w:val="0563C1"/>
+            <w:u w:val="single"/>
+            <w:sz w:val="19"/>
+          </w:rPr>
+          <w:t xml:space="preserve">Source</w:t>
+        </w:r>
+      </w:hyperlink>
+    </w:p>
+    <w:p>
+      <w:pPr>
+        <w:spacing w:after="60"/>
+      </w:pPr>
+      <w:r>
+        <w:rPr>
+          <w:b/>
+          <w:i w:val="0"/>
+          <w:sz w:val="19"/>
+        </w:rPr>
+        <w:t>OPTN Policy 9</w:t>
+      </w:r>
+      <w:r>
+        <w:rPr>
+          <w:b w:val="0"/>
+          <w:i w:val="0"/>
+          <w:sz w:val="19"/>
+        </w:rPr>
+        <w:t xml:space="preserve"> — Organ Procurement and Transplantation Network. Policy 9: Allocation of Livers and Liver-Intestines, including 9.4.C–E and 9.5.A Specific Standardized MELD or PELD Exceptions. US Department of Health and Human Services, HRSA. Official PDF retrieved 1 October 2026; Policy 9.5.A at full PDF pp190–191, Policy 9.4.C–E at pp188–189. Perihilar cholangiocarcinoma is a standardised MELD exception under Policy 9.5.A when the programme holds an OPTN-approved protocol and the candidate meets every requirement (adult score MMaT-3). Verify the current text before any listing decision.</w:t>
+      </w:r>
+      <w:r>
+        <w:rPr>
+          <w:b w:val="0"/>
+          <w:i w:val="0"/>
+          <w:sz w:val="19"/>
+        </w:rPr>
+        <w:t xml:space="preserve">  </w:t>
+      </w:r>
+      <w:hyperlink r:id="rId165">
+        <w:r>
+          <w:rPr>
+            <w:color w:val="0563C1"/>
+            <w:u w:val="single"/>
+            <w:sz w:val="19"/>
+          </w:rPr>
+          <w:t xml:space="preserve">Source</w:t>
+        </w:r>
+      </w:hyperlink>
+    </w:p>
+    <w:p>
+      <w:pPr>
+        <w:spacing w:after="60"/>
+      </w:pPr>
+      <w:r>
+        <w:rPr>
+          <w:b/>
+          <w:i w:val="0"/>
+          <w:sz w:val="19"/>
+        </w:rPr>
+        <w:t>pCCA · multicenter</w:t>
+      </w:r>
+      <w:r>
+        <w:rPr>
+          <w:b w:val="0"/>
+          <w:i w:val="0"/>
+          <w:sz w:val="19"/>
+        </w:rPr>
+        <w:t xml:space="preserve"> — Neoadjuvant chemoradiation followed by LT for perihilar CCA: 12-center experience</w:t>
+      </w:r>
+      <w:r>
+        <w:rPr>
+          <w:b w:val="0"/>
+          <w:i w:val="0"/>
+          <w:sz w:val="19"/>
+        </w:rPr>
+        <w:t xml:space="preserve">  </w:t>
       </w:r>
       <w:hyperlink r:id="rId87">
         <w:r>
@@ -25520,2132 +27618,26 @@
           <w:t xml:space="preserve">Source</w:t>
         </w:r>
       </w:hyperlink>
-      <w:r>
-        <w:rPr>
-          <w:b w:val="0"/>
+    </w:p>
+    <w:p>
+      <w:pPr>
+        <w:spacing w:after="60"/>
+      </w:pPr>
+      <w:r>
+        <w:rPr>
+          <w:b/>
           <w:i w:val="0"/>
           <w:sz w:val="19"/>
         </w:rPr>
-        <w:t xml:space="preserve"> · </w:t>
-      </w:r>
-      <w:hyperlink r:id="rId88">
-        <w:r>
-          <w:rPr>
-            <w:color w:val="0563C1"/>
-            <w:u w:val="single"/>
-            <w:sz w:val="19"/>
-          </w:rPr>
-          <w:t xml:space="preserve">TMC library</w:t>
-        </w:r>
-      </w:hyperlink>
-    </w:p>
-    <w:p>
-      <w:pPr>
-        <w:spacing w:after="60"/>
-      </w:pPr>
-      <w:r>
-        <w:rPr>
-          <w:b/>
+        <w:t>Rea 2005</w:t>
+      </w:r>
+      <w:r>
+        <w:rPr>
+          <w:b w:val="0"/>
           <w:i w:val="0"/>
           <w:sz w:val="19"/>
         </w:rPr>
-        <w:t>Darwish Murad 2012</w:t>
-      </w:r>
-      <w:r>
-        <w:rPr>
-          <w:b w:val="0"/>
-          <w:i w:val="0"/>
-          <w:sz w:val="19"/>
-        </w:rPr>
-        <w:t xml:space="preserve"> — Predictors of pretransplant dropout and posttransplant recurrence in patients with perihilar cholangiocarcinoma</w:t>
-      </w:r>
-      <w:r>
-        <w:rPr>
-          <w:b w:val="0"/>
-          <w:i w:val="0"/>
-          <w:sz w:val="19"/>
-        </w:rPr>
-        <w:t xml:space="preserve">  </w:t>
-      </w:r>
-      <w:hyperlink r:id="rId89">
-        <w:r>
-          <w:rPr>
-            <w:color w:val="0563C1"/>
-            <w:u w:val="single"/>
-            <w:sz w:val="19"/>
-          </w:rPr>
-          <w:t xml:space="preserve">PubMed</w:t>
-        </w:r>
-      </w:hyperlink>
-      <w:r>
-        <w:rPr>
-          <w:b w:val="0"/>
-          <w:i w:val="0"/>
-          <w:sz w:val="19"/>
-        </w:rPr>
-        <w:t xml:space="preserve"> · </w:t>
-      </w:r>
-      <w:hyperlink r:id="rId90">
-        <w:r>
-          <w:rPr>
-            <w:color w:val="0563C1"/>
-            <w:u w:val="single"/>
-            <w:sz w:val="19"/>
-          </w:rPr>
-          <w:t xml:space="preserve">Journal</w:t>
-        </w:r>
-      </w:hyperlink>
-      <w:r>
-        <w:rPr>
-          <w:b w:val="0"/>
-          <w:i w:val="0"/>
-          <w:sz w:val="19"/>
-        </w:rPr>
-        <w:t xml:space="preserve"> · </w:t>
-      </w:r>
-      <w:hyperlink r:id="rId91">
-        <w:r>
-          <w:rPr>
-            <w:color w:val="0563C1"/>
-            <w:u w:val="single"/>
-            <w:sz w:val="19"/>
-          </w:rPr>
-          <w:t xml:space="preserve">Source</w:t>
-        </w:r>
-      </w:hyperlink>
-      <w:r>
-        <w:rPr>
-          <w:b w:val="0"/>
-          <w:i w:val="0"/>
-          <w:sz w:val="19"/>
-        </w:rPr>
-        <w:t xml:space="preserve"> · </w:t>
-      </w:r>
-      <w:hyperlink r:id="rId92">
-        <w:r>
-          <w:rPr>
-            <w:color w:val="0563C1"/>
-            <w:u w:val="single"/>
-            <w:sz w:val="19"/>
-          </w:rPr>
-          <w:t xml:space="preserve">TMC library</w:t>
-        </w:r>
-      </w:hyperlink>
-    </w:p>
-    <w:p>
-      <w:pPr>
-        <w:spacing w:after="60"/>
-      </w:pPr>
-      <w:r>
-        <w:rPr>
-          <w:b/>
-          <w:i w:val="0"/>
-          <w:sz w:val="19"/>
-        </w:rPr>
-        <w:t>de Vries 2020</w:t>
-      </w:r>
-      <w:r>
-        <w:rPr>
-          <w:b w:val="0"/>
-          <w:i w:val="0"/>
-          <w:sz w:val="19"/>
-        </w:rPr>
-        <w:t xml:space="preserve"> — de Vries AB, van der Heide F, Ter Steege RWF, et al. Limited diagnostic accuracy and clinical impact of single-operator peroral cholangioscopy for indeterminate biliary strictures. Endoscopy. 2020;52(2):107-114. doi:10.1055/a-1061-7067. PMID:31858509.</w:t>
-      </w:r>
-      <w:r>
-        <w:rPr>
-          <w:b w:val="0"/>
-          <w:i w:val="0"/>
-          <w:sz w:val="19"/>
-        </w:rPr>
-        <w:t xml:space="preserve">  </w:t>
-      </w:r>
-      <w:hyperlink r:id="rId93">
-        <w:r>
-          <w:rPr>
-            <w:color w:val="0563C1"/>
-            <w:u w:val="single"/>
-            <w:sz w:val="19"/>
-          </w:rPr>
-          <w:t xml:space="preserve">PubMed</w:t>
-        </w:r>
-      </w:hyperlink>
-    </w:p>
-    <w:p>
-      <w:pPr>
-        <w:spacing w:after="60"/>
-      </w:pPr>
-      <w:r>
-        <w:rPr>
-          <w:b/>
-          <w:i w:val="0"/>
-          <w:sz w:val="19"/>
-        </w:rPr>
-        <w:t>DiMartini 2017</w:t>
-      </w:r>
-      <w:r>
-        <w:rPr>
-          <w:b w:val="0"/>
-          <w:i w:val="0"/>
-          <w:sz w:val="19"/>
-        </w:rPr>
-        <w:t xml:space="preserve"> — Social and Financial Outcomes of Living Liver Donation: A Prospective Investigation Within the Adult-to-Adult Living Donor Liver Transplantation Cohort Study 2 (A2ALL-2)</w:t>
-      </w:r>
-      <w:r>
-        <w:rPr>
-          <w:b w:val="0"/>
-          <w:i w:val="0"/>
-          <w:sz w:val="19"/>
-        </w:rPr>
-        <w:t xml:space="preserve">  </w:t>
-      </w:r>
-      <w:hyperlink r:id="rId94">
-        <w:r>
-          <w:rPr>
-            <w:color w:val="0563C1"/>
-            <w:u w:val="single"/>
-            <w:sz w:val="19"/>
-          </w:rPr>
-          <w:t xml:space="preserve">PubMed</w:t>
-        </w:r>
-      </w:hyperlink>
-      <w:r>
-        <w:rPr>
-          <w:b w:val="0"/>
-          <w:i w:val="0"/>
-          <w:sz w:val="19"/>
-        </w:rPr>
-        <w:t xml:space="preserve"> · </w:t>
-      </w:r>
-      <w:hyperlink r:id="rId95">
-        <w:r>
-          <w:rPr>
-            <w:color w:val="0563C1"/>
-            <w:u w:val="single"/>
-            <w:sz w:val="19"/>
-          </w:rPr>
-          <w:t xml:space="preserve">Journal</w:t>
-        </w:r>
-      </w:hyperlink>
-      <w:r>
-        <w:rPr>
-          <w:b w:val="0"/>
-          <w:i w:val="0"/>
-          <w:sz w:val="19"/>
-        </w:rPr>
-        <w:t xml:space="preserve"> · </w:t>
-      </w:r>
-      <w:hyperlink r:id="rId96">
-        <w:r>
-          <w:rPr>
-            <w:color w:val="0563C1"/>
-            <w:u w:val="single"/>
-            <w:sz w:val="19"/>
-          </w:rPr>
-          <w:t xml:space="preserve">Free full text</w:t>
-        </w:r>
-      </w:hyperlink>
-      <w:r>
-        <w:rPr>
-          <w:b w:val="0"/>
-          <w:i w:val="0"/>
-          <w:sz w:val="19"/>
-        </w:rPr>
-        <w:t xml:space="preserve"> · </w:t>
-      </w:r>
-      <w:hyperlink r:id="rId97">
-        <w:r>
-          <w:rPr>
-            <w:color w:val="0563C1"/>
-            <w:u w:val="single"/>
-            <w:sz w:val="19"/>
-          </w:rPr>
-          <w:t xml:space="preserve">Source</w:t>
-        </w:r>
-      </w:hyperlink>
-      <w:r>
-        <w:rPr>
-          <w:b w:val="0"/>
-          <w:i w:val="0"/>
-          <w:sz w:val="19"/>
-        </w:rPr>
-        <w:t xml:space="preserve"> · </w:t>
-      </w:r>
-      <w:hyperlink r:id="rId98">
-        <w:r>
-          <w:rPr>
-            <w:color w:val="0563C1"/>
-            <w:u w:val="single"/>
-            <w:sz w:val="19"/>
-          </w:rPr>
-          <w:t xml:space="preserve">TMC library</w:t>
-        </w:r>
-      </w:hyperlink>
-    </w:p>
-    <w:p>
-      <w:pPr>
-        <w:spacing w:after="60"/>
-      </w:pPr>
-      <w:r>
-        <w:rPr>
-          <w:b/>
-          <w:i w:val="0"/>
-          <w:sz w:val="19"/>
-        </w:rPr>
-        <w:t>Dong 2026 · resection versus LT</w:t>
-      </w:r>
-      <w:r>
-        <w:rPr>
-          <w:b w:val="0"/>
-          <w:i w:val="0"/>
-          <w:sz w:val="19"/>
-        </w:rPr>
-        <w:t xml:space="preserve"> — Liver resection with and without vascular resection versus transplantation for de novo perihilar cholangiocarcinoma</w:t>
-      </w:r>
-      <w:r>
-        <w:rPr>
-          <w:b w:val="0"/>
-          <w:i w:val="0"/>
-          <w:sz w:val="19"/>
-        </w:rPr>
-        <w:t xml:space="preserve">  </w:t>
-      </w:r>
-      <w:hyperlink r:id="rId99">
-        <w:r>
-          <w:rPr>
-            <w:color w:val="0563C1"/>
-            <w:u w:val="single"/>
-            <w:sz w:val="19"/>
-          </w:rPr>
-          <w:t xml:space="preserve">PubMed</w:t>
-        </w:r>
-      </w:hyperlink>
-      <w:r>
-        <w:rPr>
-          <w:b w:val="0"/>
-          <w:i w:val="0"/>
-          <w:sz w:val="19"/>
-        </w:rPr>
-        <w:t xml:space="preserve"> · </w:t>
-      </w:r>
-      <w:hyperlink r:id="rId100">
-        <w:r>
-          <w:rPr>
-            <w:color w:val="0563C1"/>
-            <w:u w:val="single"/>
-            <w:sz w:val="19"/>
-          </w:rPr>
-          <w:t xml:space="preserve">Journal</w:t>
-        </w:r>
-      </w:hyperlink>
-      <w:r>
-        <w:rPr>
-          <w:b w:val="0"/>
-          <w:i w:val="0"/>
-          <w:sz w:val="19"/>
-        </w:rPr>
-        <w:t xml:space="preserve"> · </w:t>
-      </w:r>
-      <w:hyperlink r:id="rId101">
-        <w:r>
-          <w:rPr>
-            <w:color w:val="0563C1"/>
-            <w:u w:val="single"/>
-            <w:sz w:val="19"/>
-          </w:rPr>
-          <w:t xml:space="preserve">Free full text</w:t>
-        </w:r>
-      </w:hyperlink>
-      <w:r>
-        <w:rPr>
-          <w:b w:val="0"/>
-          <w:i w:val="0"/>
-          <w:sz w:val="19"/>
-        </w:rPr>
-        <w:t xml:space="preserve"> · </w:t>
-      </w:r>
-      <w:hyperlink r:id="rId102">
-        <w:r>
-          <w:rPr>
-            <w:color w:val="0563C1"/>
-            <w:u w:val="single"/>
-            <w:sz w:val="19"/>
-          </w:rPr>
-          <w:t xml:space="preserve">Source</w:t>
-        </w:r>
-      </w:hyperlink>
-      <w:r>
-        <w:rPr>
-          <w:b w:val="0"/>
-          <w:i w:val="0"/>
-          <w:sz w:val="19"/>
-        </w:rPr>
-        <w:t xml:space="preserve"> · </w:t>
-      </w:r>
-      <w:hyperlink r:id="rId103">
-        <w:r>
-          <w:rPr>
-            <w:color w:val="0563C1"/>
-            <w:u w:val="single"/>
-            <w:sz w:val="19"/>
-          </w:rPr>
-          <w:t xml:space="preserve">TMC library</w:t>
-        </w:r>
-      </w:hyperlink>
-    </w:p>
-    <w:p>
-      <w:pPr>
-        <w:spacing w:after="60"/>
-      </w:pPr>
-      <w:r>
-        <w:rPr>
-          <w:b/>
-          <w:i w:val="0"/>
-          <w:sz w:val="19"/>
-        </w:rPr>
-        <w:t>DRAINAGE</w:t>
-      </w:r>
-      <w:r>
-        <w:rPr>
-          <w:b w:val="0"/>
-          <w:i w:val="0"/>
-          <w:sz w:val="19"/>
-        </w:rPr>
-        <w:t xml:space="preserve"> — Coelen RJS, Roos E, Wiggers JK, et al. Endoscopic versus percutaneous biliary drainage in patients with resectable perihilar cholangiocarcinoma: a multicentre, randomised controlled trial. Lancet Gastroenterol Hepatol. 2018;3(10):681-690. doi:10.1016/S2468-1253(18)30234-6. PMID:30122355.</w:t>
-      </w:r>
-      <w:r>
-        <w:rPr>
-          <w:b w:val="0"/>
-          <w:i w:val="0"/>
-          <w:sz w:val="19"/>
-        </w:rPr>
-        <w:t xml:space="preserve">  </w:t>
-      </w:r>
-      <w:hyperlink r:id="rId104">
-        <w:r>
-          <w:rPr>
-            <w:color w:val="0563C1"/>
-            <w:u w:val="single"/>
-            <w:sz w:val="19"/>
-          </w:rPr>
-          <w:t xml:space="preserve">PubMed</w:t>
-        </w:r>
-      </w:hyperlink>
-    </w:p>
-    <w:p>
-      <w:pPr>
-        <w:spacing w:after="60"/>
-      </w:pPr>
-      <w:r>
-        <w:rPr>
-          <w:b/>
-          <w:i w:val="0"/>
-          <w:sz w:val="19"/>
-        </w:rPr>
-        <w:t>EASL–AASLD–ILCA 2026</w:t>
-      </w:r>
-      <w:r>
-        <w:rPr>
-          <w:b w:val="0"/>
-          <w:i w:val="0"/>
-          <w:sz w:val="19"/>
-        </w:rPr>
-        <w:t xml:space="preserve"> — Trial design and end points in hepatocellular carcinoma: an EASL-AASLD-ILCA consensus statement</w:t>
-      </w:r>
-      <w:r>
-        <w:rPr>
-          <w:b w:val="0"/>
-          <w:i w:val="0"/>
-          <w:sz w:val="19"/>
-        </w:rPr>
-        <w:t xml:space="preserve">  </w:t>
-      </w:r>
-      <w:hyperlink r:id="rId105">
-        <w:r>
-          <w:rPr>
-            <w:color w:val="0563C1"/>
-            <w:u w:val="single"/>
-            <w:sz w:val="19"/>
-          </w:rPr>
-          <w:t xml:space="preserve">PubMed</w:t>
-        </w:r>
-      </w:hyperlink>
-      <w:r>
-        <w:rPr>
-          <w:b w:val="0"/>
-          <w:i w:val="0"/>
-          <w:sz w:val="19"/>
-        </w:rPr>
-        <w:t xml:space="preserve"> · </w:t>
-      </w:r>
-      <w:hyperlink r:id="rId106">
-        <w:r>
-          <w:rPr>
-            <w:color w:val="0563C1"/>
-            <w:u w:val="single"/>
-            <w:sz w:val="19"/>
-          </w:rPr>
-          <w:t xml:space="preserve">Journal</w:t>
-        </w:r>
-      </w:hyperlink>
-      <w:r>
-        <w:rPr>
-          <w:b w:val="0"/>
-          <w:i w:val="0"/>
-          <w:sz w:val="19"/>
-        </w:rPr>
-        <w:t xml:space="preserve"> · </w:t>
-      </w:r>
-      <w:hyperlink r:id="rId107">
-        <w:r>
-          <w:rPr>
-            <w:color w:val="0563C1"/>
-            <w:u w:val="single"/>
-            <w:sz w:val="19"/>
-          </w:rPr>
-          <w:t xml:space="preserve">Free full text</w:t>
-        </w:r>
-      </w:hyperlink>
-      <w:r>
-        <w:rPr>
-          <w:b w:val="0"/>
-          <w:i w:val="0"/>
-          <w:sz w:val="19"/>
-        </w:rPr>
-        <w:t xml:space="preserve"> · </w:t>
-      </w:r>
-      <w:hyperlink r:id="rId108">
-        <w:r>
-          <w:rPr>
-            <w:color w:val="0563C1"/>
-            <w:u w:val="single"/>
-            <w:sz w:val="19"/>
-          </w:rPr>
-          <w:t xml:space="preserve">Source</w:t>
-        </w:r>
-      </w:hyperlink>
-      <w:r>
-        <w:rPr>
-          <w:b w:val="0"/>
-          <w:i w:val="0"/>
-          <w:sz w:val="19"/>
-        </w:rPr>
-        <w:t xml:space="preserve"> · </w:t>
-      </w:r>
-      <w:hyperlink r:id="rId109">
-        <w:r>
-          <w:rPr>
-            <w:color w:val="0563C1"/>
-            <w:u w:val="single"/>
-            <w:sz w:val="19"/>
-          </w:rPr>
-          <w:t xml:space="preserve">TMC library</w:t>
-        </w:r>
-      </w:hyperlink>
-    </w:p>
-    <w:p>
-      <w:pPr>
-        <w:spacing w:after="60"/>
-      </w:pPr>
-      <w:r>
-        <w:rPr>
-          <w:b/>
-          <w:i w:val="0"/>
-          <w:sz w:val="19"/>
-        </w:rPr>
-        <w:t>Eldridge 2016</w:t>
-      </w:r>
-      <w:r>
-        <w:rPr>
-          <w:b w:val="0"/>
-          <w:i w:val="0"/>
-          <w:sz w:val="19"/>
-        </w:rPr>
-        <w:t xml:space="preserve"> — CONSORT 2010 statement: extension to randomised pilot and feasibility trials</w:t>
-      </w:r>
-      <w:r>
-        <w:rPr>
-          <w:b w:val="0"/>
-          <w:i w:val="0"/>
-          <w:sz w:val="19"/>
-        </w:rPr>
-        <w:t xml:space="preserve">  </w:t>
-      </w:r>
-      <w:hyperlink r:id="rId110">
-        <w:r>
-          <w:rPr>
-            <w:color w:val="0563C1"/>
-            <w:u w:val="single"/>
-            <w:sz w:val="19"/>
-          </w:rPr>
-          <w:t xml:space="preserve">PubMed</w:t>
-        </w:r>
-      </w:hyperlink>
-      <w:r>
-        <w:rPr>
-          <w:b w:val="0"/>
-          <w:i w:val="0"/>
-          <w:sz w:val="19"/>
-        </w:rPr>
-        <w:t xml:space="preserve"> · </w:t>
-      </w:r>
-      <w:hyperlink r:id="rId111">
-        <w:r>
-          <w:rPr>
-            <w:color w:val="0563C1"/>
-            <w:u w:val="single"/>
-            <w:sz w:val="19"/>
-          </w:rPr>
-          <w:t xml:space="preserve">Journal</w:t>
-        </w:r>
-      </w:hyperlink>
-      <w:r>
-        <w:rPr>
-          <w:b w:val="0"/>
-          <w:i w:val="0"/>
-          <w:sz w:val="19"/>
-        </w:rPr>
-        <w:t xml:space="preserve"> · </w:t>
-      </w:r>
-      <w:hyperlink r:id="rId112">
-        <w:r>
-          <w:rPr>
-            <w:color w:val="0563C1"/>
-            <w:u w:val="single"/>
-            <w:sz w:val="19"/>
-          </w:rPr>
-          <w:t xml:space="preserve">Source</w:t>
-        </w:r>
-      </w:hyperlink>
-      <w:r>
-        <w:rPr>
-          <w:b w:val="0"/>
-          <w:i w:val="0"/>
-          <w:sz w:val="19"/>
-        </w:rPr>
-        <w:t xml:space="preserve"> · </w:t>
-      </w:r>
-      <w:hyperlink r:id="rId113">
-        <w:r>
-          <w:rPr>
-            <w:color w:val="0563C1"/>
-            <w:u w:val="single"/>
-            <w:sz w:val="19"/>
-          </w:rPr>
-          <w:t xml:space="preserve">TMC library</w:t>
-        </w:r>
-      </w:hyperlink>
-    </w:p>
-    <w:p>
-      <w:pPr>
-        <w:spacing w:after="60"/>
-      </w:pPr>
-      <w:r>
-        <w:rPr>
-          <w:b/>
-          <w:i w:val="0"/>
-          <w:sz w:val="19"/>
-        </w:rPr>
-        <w:t>ESGE 2025</w:t>
-      </w:r>
-      <w:r>
-        <w:rPr>
-          <w:b w:val="0"/>
-          <w:i w:val="0"/>
-          <w:sz w:val="19"/>
-        </w:rPr>
-        <w:t xml:space="preserve"> — Facciorusso A, Crinò SF, Gkolfakis P, et al. Diagnostic work-up of bile duct strictures: European Society of Gastrointestinal Endoscopy (ESGE) Guideline. Endoscopy. 2025;57:166-185. doi:10.1055/a-2481-7048. PMID:39689874.</w:t>
-      </w:r>
-      <w:r>
-        <w:rPr>
-          <w:b w:val="0"/>
-          <w:i w:val="0"/>
-          <w:sz w:val="19"/>
-        </w:rPr>
-        <w:t xml:space="preserve">  </w:t>
-      </w:r>
-      <w:hyperlink r:id="rId114">
-        <w:r>
-          <w:rPr>
-            <w:color w:val="0563C1"/>
-            <w:u w:val="single"/>
-            <w:sz w:val="19"/>
-          </w:rPr>
-          <w:t xml:space="preserve">PubMed</w:t>
-        </w:r>
-      </w:hyperlink>
-    </w:p>
-    <w:p>
-      <w:pPr>
-        <w:spacing w:after="60"/>
-      </w:pPr>
-      <w:r>
-        <w:rPr>
-          <w:b/>
-          <w:i w:val="0"/>
-          <w:sz w:val="19"/>
-        </w:rPr>
-        <w:t>ESGE 2026</w:t>
-      </w:r>
-      <w:r>
-        <w:rPr>
-          <w:b w:val="0"/>
-          <w:i w:val="0"/>
-          <w:sz w:val="19"/>
-        </w:rPr>
-        <w:t xml:space="preserve"> — Lemmers A, et al. Biliary stricture management: European Society of Gastrointestinal Endoscopy (ESGE) Guideline. Endoscopy. 2026. PMID:42692059.</w:t>
-      </w:r>
-      <w:r>
-        <w:rPr>
-          <w:b w:val="0"/>
-          <w:i w:val="0"/>
-          <w:sz w:val="19"/>
-        </w:rPr>
-        <w:t xml:space="preserve">  </w:t>
-      </w:r>
-      <w:hyperlink r:id="rId115">
-        <w:r>
-          <w:rPr>
-            <w:color w:val="0563C1"/>
-            <w:u w:val="single"/>
-            <w:sz w:val="19"/>
-          </w:rPr>
-          <w:t xml:space="preserve">PubMed</w:t>
-        </w:r>
-      </w:hyperlink>
-    </w:p>
-    <w:p>
-      <w:pPr>
-        <w:spacing w:after="60"/>
-      </w:pPr>
-      <w:r>
-        <w:rPr>
-          <w:b/>
-          <w:i w:val="0"/>
-          <w:sz w:val="19"/>
-        </w:rPr>
-        <w:t>ESMO 2024 interim</w:t>
-      </w:r>
-      <w:r>
-        <w:rPr>
-          <w:b w:val="0"/>
-          <w:i w:val="0"/>
-          <w:sz w:val="19"/>
-        </w:rPr>
-        <w:t xml:space="preserve"> — Vogel A, Ducreux M. ESMO Clinical Practice Guideline interim update on the management of biliary tract cancer. ESMO Open. 2025;10(1):104003. doi:10.1016/j.esmoop.2024.104003. PMID:39864891.</w:t>
-      </w:r>
-      <w:r>
-        <w:rPr>
-          <w:b w:val="0"/>
-          <w:i w:val="0"/>
-          <w:sz w:val="19"/>
-        </w:rPr>
-        <w:t xml:space="preserve">  </w:t>
-      </w:r>
-      <w:hyperlink r:id="rId116">
-        <w:r>
-          <w:rPr>
-            <w:color w:val="0563C1"/>
-            <w:u w:val="single"/>
-            <w:sz w:val="19"/>
-          </w:rPr>
-          <w:t xml:space="preserve">PubMed</w:t>
-        </w:r>
-      </w:hyperlink>
-    </w:p>
-    <w:p>
-      <w:pPr>
-        <w:spacing w:after="60"/>
-      </w:pPr>
-      <w:r>
-        <w:rPr>
-          <w:b/>
-          <w:i w:val="0"/>
-          <w:sz w:val="19"/>
-        </w:rPr>
-        <w:t>Ethun 2018</w:t>
-      </w:r>
-      <w:r>
-        <w:rPr>
-          <w:b w:val="0"/>
-          <w:i w:val="0"/>
-          <w:sz w:val="19"/>
-        </w:rPr>
-        <w:t xml:space="preserve"> — Transplantation Versus Resection for Hilar Cholangiocarcinoma: An Argument for Shifting Treatment Paradigms for Resectable Disease</w:t>
-      </w:r>
-      <w:r>
-        <w:rPr>
-          <w:b w:val="0"/>
-          <w:i w:val="0"/>
-          <w:sz w:val="19"/>
-        </w:rPr>
-        <w:t xml:space="preserve">  </w:t>
-      </w:r>
-      <w:hyperlink r:id="rId117">
-        <w:r>
-          <w:rPr>
-            <w:color w:val="0563C1"/>
-            <w:u w:val="single"/>
-            <w:sz w:val="19"/>
-          </w:rPr>
-          <w:t xml:space="preserve">PubMed</w:t>
-        </w:r>
-      </w:hyperlink>
-      <w:r>
-        <w:rPr>
-          <w:b w:val="0"/>
-          <w:i w:val="0"/>
-          <w:sz w:val="19"/>
-        </w:rPr>
-        <w:t xml:space="preserve"> · </w:t>
-      </w:r>
-      <w:hyperlink r:id="rId118">
-        <w:r>
-          <w:rPr>
-            <w:color w:val="0563C1"/>
-            <w:u w:val="single"/>
-            <w:sz w:val="19"/>
-          </w:rPr>
-          <w:t xml:space="preserve">Journal</w:t>
-        </w:r>
-      </w:hyperlink>
-      <w:r>
-        <w:rPr>
-          <w:b w:val="0"/>
-          <w:i w:val="0"/>
-          <w:sz w:val="19"/>
-        </w:rPr>
-        <w:t xml:space="preserve"> · </w:t>
-      </w:r>
-      <w:hyperlink r:id="rId119">
-        <w:r>
-          <w:rPr>
-            <w:color w:val="0563C1"/>
-            <w:u w:val="single"/>
-            <w:sz w:val="19"/>
-          </w:rPr>
-          <w:t xml:space="preserve">Free full text</w:t>
-        </w:r>
-      </w:hyperlink>
-      <w:r>
-        <w:rPr>
-          <w:b w:val="0"/>
-          <w:i w:val="0"/>
-          <w:sz w:val="19"/>
-        </w:rPr>
-        <w:t xml:space="preserve"> · </w:t>
-      </w:r>
-      <w:hyperlink r:id="rId120">
-        <w:r>
-          <w:rPr>
-            <w:color w:val="0563C1"/>
-            <w:u w:val="single"/>
-            <w:sz w:val="19"/>
-          </w:rPr>
-          <w:t xml:space="preserve">Source</w:t>
-        </w:r>
-      </w:hyperlink>
-      <w:r>
-        <w:rPr>
-          <w:b w:val="0"/>
-          <w:i w:val="0"/>
-          <w:sz w:val="19"/>
-        </w:rPr>
-        <w:t xml:space="preserve"> · </w:t>
-      </w:r>
-      <w:hyperlink r:id="rId121">
-        <w:r>
-          <w:rPr>
-            <w:color w:val="0563C1"/>
-            <w:u w:val="single"/>
-            <w:sz w:val="19"/>
-          </w:rPr>
-          <w:t xml:space="preserve">TMC library</w:t>
-        </w:r>
-      </w:hyperlink>
-    </w:p>
-    <w:p>
-      <w:pPr>
-        <w:spacing w:after="60"/>
-      </w:pPr>
-      <w:r>
-        <w:rPr>
-          <w:b/>
-          <w:i w:val="0"/>
-          <w:sz w:val="19"/>
-        </w:rPr>
-        <w:t>FISH meta-analysis</w:t>
-      </w:r>
-      <w:r>
-        <w:rPr>
-          <w:b w:val="0"/>
-          <w:i w:val="0"/>
-          <w:sz w:val="19"/>
-        </w:rPr>
-        <w:t xml:space="preserve"> — Navaneethan U, Njei B, Venkatesh PG, Vargo JJ, Parsi MA. Fluorescence in situ hybridization for diagnosis of cholangiocarcinoma in primary sclerosing cholangitis: a systematic review and meta-analysis. Gastrointest Endosc. 2014;79(6):943-950.e3. doi:10.1016/j.gie.2013.11.001. PMID:24360654.</w:t>
-      </w:r>
-      <w:r>
-        <w:rPr>
-          <w:b w:val="0"/>
-          <w:i w:val="0"/>
-          <w:sz w:val="19"/>
-        </w:rPr>
-        <w:t xml:space="preserve">  </w:t>
-      </w:r>
-      <w:hyperlink r:id="rId122">
-        <w:r>
-          <w:rPr>
-            <w:color w:val="0563C1"/>
-            <w:u w:val="single"/>
-            <w:sz w:val="19"/>
-          </w:rPr>
-          <w:t xml:space="preserve">PubMed</w:t>
-        </w:r>
-      </w:hyperlink>
-    </w:p>
-    <w:p>
-      <w:pPr>
-        <w:spacing w:after="60"/>
-      </w:pPr>
-      <w:r>
-        <w:rPr>
-          <w:b/>
-          <w:i w:val="0"/>
-          <w:sz w:val="19"/>
-        </w:rPr>
-        <w:t>Heimbach 2011</w:t>
-      </w:r>
-      <w:r>
-        <w:rPr>
-          <w:b w:val="0"/>
-          <w:i w:val="0"/>
-          <w:sz w:val="19"/>
-        </w:rPr>
-        <w:t xml:space="preserve"> — Heimbach JK, Sanchez W, Rosen CB, et al. Trans-peritoneal fine needle aspiration biopsy of hilar cholangiocarcinoma is associated with disease dissemination. HPB (Oxford). 2011;13(5):356-60. doi:10.1111/j.1477-2574.2011.00298.x. PMID:21492336.</w:t>
-      </w:r>
-      <w:r>
-        <w:rPr>
-          <w:b w:val="0"/>
-          <w:i w:val="0"/>
-          <w:sz w:val="19"/>
-        </w:rPr>
-        <w:t xml:space="preserve">  </w:t>
-      </w:r>
-      <w:hyperlink r:id="rId123">
-        <w:r>
-          <w:rPr>
-            <w:color w:val="0563C1"/>
-            <w:u w:val="single"/>
-            <w:sz w:val="19"/>
-          </w:rPr>
-          <w:t xml:space="preserve">PubMed</w:t>
-        </w:r>
-      </w:hyperlink>
-    </w:p>
-    <w:p>
-      <w:pPr>
-        <w:spacing w:after="60"/>
-      </w:pPr>
-      <w:r>
-        <w:rPr>
-          <w:b/>
-          <w:i w:val="0"/>
-          <w:sz w:val="19"/>
-        </w:rPr>
-        <w:t>Heimbach 2011 · biopsy</w:t>
-      </w:r>
-      <w:r>
-        <w:rPr>
-          <w:b w:val="0"/>
-          <w:i w:val="0"/>
-          <w:sz w:val="19"/>
-        </w:rPr>
-        <w:t xml:space="preserve"> — Trans-peritoneal fine needle aspiration biopsy of hilar cholangiocarcinoma is associated with disease dissemination</w:t>
-      </w:r>
-      <w:r>
-        <w:rPr>
-          <w:b w:val="0"/>
-          <w:i w:val="0"/>
-          <w:sz w:val="19"/>
-        </w:rPr>
-        <w:t xml:space="preserve">  </w:t>
-      </w:r>
-      <w:hyperlink r:id="rId123">
-        <w:r>
-          <w:rPr>
-            <w:color w:val="0563C1"/>
-            <w:u w:val="single"/>
-            <w:sz w:val="19"/>
-          </w:rPr>
-          <w:t xml:space="preserve">PubMed</w:t>
-        </w:r>
-      </w:hyperlink>
-      <w:r>
-        <w:rPr>
-          <w:b w:val="0"/>
-          <w:i w:val="0"/>
-          <w:sz w:val="19"/>
-        </w:rPr>
-        <w:t xml:space="preserve"> · </w:t>
-      </w:r>
-      <w:hyperlink r:id="rId124">
-        <w:r>
-          <w:rPr>
-            <w:color w:val="0563C1"/>
-            <w:u w:val="single"/>
-            <w:sz w:val="19"/>
-          </w:rPr>
-          <w:t xml:space="preserve">Journal</w:t>
-        </w:r>
-      </w:hyperlink>
-      <w:r>
-        <w:rPr>
-          <w:b w:val="0"/>
-          <w:i w:val="0"/>
-          <w:sz w:val="19"/>
-        </w:rPr>
-        <w:t xml:space="preserve"> · </w:t>
-      </w:r>
-      <w:hyperlink r:id="rId125">
-        <w:r>
-          <w:rPr>
-            <w:color w:val="0563C1"/>
-            <w:u w:val="single"/>
-            <w:sz w:val="19"/>
-          </w:rPr>
-          <w:t xml:space="preserve">Free full text</w:t>
-        </w:r>
-      </w:hyperlink>
-      <w:r>
-        <w:rPr>
-          <w:b w:val="0"/>
-          <w:i w:val="0"/>
-          <w:sz w:val="19"/>
-        </w:rPr>
-        <w:t xml:space="preserve"> · </w:t>
-      </w:r>
-      <w:hyperlink r:id="rId126">
-        <w:r>
-          <w:rPr>
-            <w:color w:val="0563C1"/>
-            <w:u w:val="single"/>
-            <w:sz w:val="19"/>
-          </w:rPr>
-          <w:t xml:space="preserve">Source</w:t>
-        </w:r>
-      </w:hyperlink>
-      <w:r>
-        <w:rPr>
-          <w:b w:val="0"/>
-          <w:i w:val="0"/>
-          <w:sz w:val="19"/>
-        </w:rPr>
-        <w:t xml:space="preserve"> · </w:t>
-      </w:r>
-      <w:hyperlink r:id="rId127">
-        <w:r>
-          <w:rPr>
-            <w:color w:val="0563C1"/>
-            <w:u w:val="single"/>
-            <w:sz w:val="19"/>
-          </w:rPr>
-          <w:t xml:space="preserve">TMC library</w:t>
-        </w:r>
-      </w:hyperlink>
-    </w:p>
-    <w:p>
-      <w:pPr>
-        <w:spacing w:after="60"/>
-      </w:pPr>
-      <w:r>
-        <w:rPr>
-          <w:b/>
-          <w:i w:val="0"/>
-          <w:sz w:val="19"/>
-        </w:rPr>
-        <w:t>HHS human-subject protections</w:t>
-      </w:r>
-      <w:r>
-        <w:rPr>
-          <w:b w:val="0"/>
-          <w:i w:val="0"/>
-          <w:sz w:val="19"/>
-        </w:rPr>
-        <w:t xml:space="preserve"> — 45 CFR 46.111: Criteria for IRB approval of research</w:t>
-      </w:r>
-      <w:r>
-        <w:rPr>
-          <w:b w:val="0"/>
-          <w:i w:val="0"/>
-          <w:sz w:val="19"/>
-        </w:rPr>
-        <w:t xml:space="preserve">  </w:t>
-      </w:r>
-      <w:hyperlink r:id="rId128">
-        <w:r>
-          <w:rPr>
-            <w:color w:val="0563C1"/>
-            <w:u w:val="single"/>
-            <w:sz w:val="19"/>
-          </w:rPr>
-          <w:t xml:space="preserve">Source</w:t>
-        </w:r>
-      </w:hyperlink>
-    </w:p>
-    <w:p>
-      <w:pPr>
-        <w:spacing w:after="60"/>
-      </w:pPr>
-      <w:r>
-        <w:rPr>
-          <w:b/>
-          <w:i w:val="0"/>
-          <w:sz w:val="19"/>
-        </w:rPr>
-        <w:t>Hoogwater 2023 · radiation</w:t>
-      </w:r>
-      <w:r>
-        <w:rPr>
-          <w:b w:val="0"/>
-          <w:i w:val="0"/>
-          <w:sz w:val="19"/>
-        </w:rPr>
-        <w:t xml:space="preserve"> — Role of neoadjuvant chemoradiotherapy in liver transplantation for unresectable perihilar cholangiocarcinoma: multicentre, retrospective cohort study</w:t>
-      </w:r>
-      <w:r>
-        <w:rPr>
-          <w:b w:val="0"/>
-          <w:i w:val="0"/>
-          <w:sz w:val="19"/>
-        </w:rPr>
-        <w:t xml:space="preserve">  </w:t>
-      </w:r>
-      <w:hyperlink r:id="rId129">
-        <w:r>
-          <w:rPr>
-            <w:color w:val="0563C1"/>
-            <w:u w:val="single"/>
-            <w:sz w:val="19"/>
-          </w:rPr>
-          <w:t xml:space="preserve">PubMed</w:t>
-        </w:r>
-      </w:hyperlink>
-      <w:r>
-        <w:rPr>
-          <w:b w:val="0"/>
-          <w:i w:val="0"/>
-          <w:sz w:val="19"/>
-        </w:rPr>
-        <w:t xml:space="preserve"> · </w:t>
-      </w:r>
-      <w:hyperlink r:id="rId130">
-        <w:r>
-          <w:rPr>
-            <w:color w:val="0563C1"/>
-            <w:u w:val="single"/>
-            <w:sz w:val="19"/>
-          </w:rPr>
-          <w:t xml:space="preserve">Journal</w:t>
-        </w:r>
-      </w:hyperlink>
-      <w:r>
-        <w:rPr>
-          <w:b w:val="0"/>
-          <w:i w:val="0"/>
-          <w:sz w:val="19"/>
-        </w:rPr>
-        <w:t xml:space="preserve"> · </w:t>
-      </w:r>
-      <w:hyperlink r:id="rId131">
-        <w:r>
-          <w:rPr>
-            <w:color w:val="0563C1"/>
-            <w:u w:val="single"/>
-            <w:sz w:val="19"/>
-          </w:rPr>
-          <w:t xml:space="preserve">Free full text</w:t>
-        </w:r>
-      </w:hyperlink>
-      <w:r>
-        <w:rPr>
-          <w:b w:val="0"/>
-          <w:i w:val="0"/>
-          <w:sz w:val="19"/>
-        </w:rPr>
-        <w:t xml:space="preserve"> · </w:t>
-      </w:r>
-      <w:hyperlink r:id="rId132">
-        <w:r>
-          <w:rPr>
-            <w:color w:val="0563C1"/>
-            <w:u w:val="single"/>
-            <w:sz w:val="19"/>
-          </w:rPr>
-          <w:t xml:space="preserve">Source</w:t>
-        </w:r>
-      </w:hyperlink>
-      <w:r>
-        <w:rPr>
-          <w:b w:val="0"/>
-          <w:i w:val="0"/>
-          <w:sz w:val="19"/>
-        </w:rPr>
-        <w:t xml:space="preserve"> · </w:t>
-      </w:r>
-      <w:hyperlink r:id="rId133">
-        <w:r>
-          <w:rPr>
-            <w:color w:val="0563C1"/>
-            <w:u w:val="single"/>
-            <w:sz w:val="19"/>
-          </w:rPr>
-          <w:t xml:space="preserve">TMC library</w:t>
-        </w:r>
-      </w:hyperlink>
-    </w:p>
-    <w:p>
-      <w:pPr>
-        <w:spacing w:after="60"/>
-      </w:pPr>
-      <w:r>
-        <w:rPr>
-          <w:b/>
-          <w:i w:val="0"/>
-          <w:sz w:val="19"/>
-        </w:rPr>
-        <w:t>Ito 2025 · LDLT</w:t>
-      </w:r>
-      <w:r>
-        <w:rPr>
-          <w:b w:val="0"/>
-          <w:i w:val="0"/>
-          <w:sz w:val="19"/>
-        </w:rPr>
-        <w:t xml:space="preserve"> — Safety and efficacy of living donor liver transplantation for unresectable perihilar cholangiocarcinoma: A single center prospective study</w:t>
-      </w:r>
-      <w:r>
-        <w:rPr>
-          <w:b w:val="0"/>
-          <w:i w:val="0"/>
-          <w:sz w:val="19"/>
-        </w:rPr>
-        <w:t xml:space="preserve">  </w:t>
-      </w:r>
-      <w:hyperlink r:id="rId134">
-        <w:r>
-          <w:rPr>
-            <w:color w:val="0563C1"/>
-            <w:u w:val="single"/>
-            <w:sz w:val="19"/>
-          </w:rPr>
-          <w:t xml:space="preserve">PubMed</w:t>
-        </w:r>
-      </w:hyperlink>
-      <w:r>
-        <w:rPr>
-          <w:b w:val="0"/>
-          <w:i w:val="0"/>
-          <w:sz w:val="19"/>
-        </w:rPr>
-        <w:t xml:space="preserve"> · </w:t>
-      </w:r>
-      <w:hyperlink r:id="rId135">
-        <w:r>
-          <w:rPr>
-            <w:color w:val="0563C1"/>
-            <w:u w:val="single"/>
-            <w:sz w:val="19"/>
-          </w:rPr>
-          <w:t xml:space="preserve">Journal</w:t>
-        </w:r>
-      </w:hyperlink>
-      <w:r>
-        <w:rPr>
-          <w:b w:val="0"/>
-          <w:i w:val="0"/>
-          <w:sz w:val="19"/>
-        </w:rPr>
-        <w:t xml:space="preserve"> · </w:t>
-      </w:r>
-      <w:hyperlink r:id="rId136">
-        <w:r>
-          <w:rPr>
-            <w:color w:val="0563C1"/>
-            <w:u w:val="single"/>
-            <w:sz w:val="19"/>
-          </w:rPr>
-          <w:t xml:space="preserve">Free full text</w:t>
-        </w:r>
-      </w:hyperlink>
-      <w:r>
-        <w:rPr>
-          <w:b w:val="0"/>
-          <w:i w:val="0"/>
-          <w:sz w:val="19"/>
-        </w:rPr>
-        <w:t xml:space="preserve"> · </w:t>
-      </w:r>
-      <w:hyperlink r:id="rId137">
-        <w:r>
-          <w:rPr>
-            <w:color w:val="0563C1"/>
-            <w:u w:val="single"/>
-            <w:sz w:val="19"/>
-          </w:rPr>
-          <w:t xml:space="preserve">Source</w:t>
-        </w:r>
-      </w:hyperlink>
-      <w:r>
-        <w:rPr>
-          <w:b w:val="0"/>
-          <w:i w:val="0"/>
-          <w:sz w:val="19"/>
-        </w:rPr>
-        <w:t xml:space="preserve"> · </w:t>
-      </w:r>
-      <w:hyperlink r:id="rId138">
-        <w:r>
-          <w:rPr>
-            <w:color w:val="0563C1"/>
-            <w:u w:val="single"/>
-            <w:sz w:val="19"/>
-          </w:rPr>
-          <w:t xml:space="preserve">TMC library</w:t>
-        </w:r>
-      </w:hyperlink>
-    </w:p>
-    <w:p>
-      <w:pPr>
-        <w:spacing w:after="60"/>
-      </w:pPr>
-      <w:r>
-        <w:rPr>
-          <w:b/>
-          <w:i w:val="0"/>
-          <w:sz w:val="19"/>
-        </w:rPr>
-        <w:t>Kelly 2026</w:t>
-      </w:r>
-      <w:r>
-        <w:rPr>
-          <w:b w:val="0"/>
-          <w:i w:val="0"/>
-          <w:sz w:val="19"/>
-        </w:rPr>
-        <w:t xml:space="preserve"> — Three Decades of Living Liver Donor Outcomes: A National Cohort Analysis of Patterns in Mortality and Recovery</w:t>
-      </w:r>
-      <w:r>
-        <w:rPr>
-          <w:b w:val="0"/>
-          <w:i w:val="0"/>
-          <w:sz w:val="19"/>
-        </w:rPr>
-        <w:t xml:space="preserve">  </w:t>
-      </w:r>
-      <w:hyperlink r:id="rId139">
-        <w:r>
-          <w:rPr>
-            <w:color w:val="0563C1"/>
-            <w:u w:val="single"/>
-            <w:sz w:val="19"/>
-          </w:rPr>
-          <w:t xml:space="preserve">PubMed</w:t>
-        </w:r>
-      </w:hyperlink>
-      <w:r>
-        <w:rPr>
-          <w:b w:val="0"/>
-          <w:i w:val="0"/>
-          <w:sz w:val="19"/>
-        </w:rPr>
-        <w:t xml:space="preserve"> · </w:t>
-      </w:r>
-      <w:hyperlink r:id="rId140">
-        <w:r>
-          <w:rPr>
-            <w:color w:val="0563C1"/>
-            <w:u w:val="single"/>
-            <w:sz w:val="19"/>
-          </w:rPr>
-          <w:t xml:space="preserve">Journal</w:t>
-        </w:r>
-      </w:hyperlink>
-      <w:r>
-        <w:rPr>
-          <w:b w:val="0"/>
-          <w:i w:val="0"/>
-          <w:sz w:val="19"/>
-        </w:rPr>
-        <w:t xml:space="preserve"> · </w:t>
-      </w:r>
-      <w:hyperlink r:id="rId141">
-        <w:r>
-          <w:rPr>
-            <w:color w:val="0563C1"/>
-            <w:u w:val="single"/>
-            <w:sz w:val="19"/>
-          </w:rPr>
-          <w:t xml:space="preserve">TMC library</w:t>
-        </w:r>
-      </w:hyperlink>
-    </w:p>
-    <w:p>
-      <w:pPr>
-        <w:spacing w:after="60"/>
-      </w:pPr>
-      <w:r>
-        <w:rPr>
-          <w:b/>
-          <w:i w:val="0"/>
-          <w:sz w:val="19"/>
-        </w:rPr>
-        <w:t>KEYNOTE-966</w:t>
-      </w:r>
-      <w:r>
-        <w:rPr>
-          <w:b w:val="0"/>
-          <w:i w:val="0"/>
-          <w:sz w:val="19"/>
-        </w:rPr>
-        <w:t xml:space="preserve"> — Kelley RK, Ueno M, Yoo C, et al. Pembrolizumab in combination with gemcitabine and cisplatin compared with gemcitabine and cisplatin alone for patients with advanced biliary tract cancer (KEYNOTE-966): a randomised, double-blind, placebo-controlled, phase 3 trial. Lancet. 2023;401(10391):1853-1865. doi:10.1016/S0140-6736(23)00727-4. PMID:37075781.</w:t>
-      </w:r>
-      <w:r>
-        <w:rPr>
-          <w:b w:val="0"/>
-          <w:i w:val="0"/>
-          <w:sz w:val="19"/>
-        </w:rPr>
-        <w:t xml:space="preserve">  </w:t>
-      </w:r>
-      <w:hyperlink r:id="rId142">
-        <w:r>
-          <w:rPr>
-            <w:color w:val="0563C1"/>
-            <w:u w:val="single"/>
-            <w:sz w:val="19"/>
-          </w:rPr>
-          <w:t xml:space="preserve">PubMed</w:t>
-        </w:r>
-      </w:hyperlink>
-    </w:p>
-    <w:p>
-      <w:pPr>
-        <w:spacing w:after="60"/>
-      </w:pPr>
-      <w:r>
-        <w:rPr>
-          <w:b/>
-          <w:i w:val="0"/>
-          <w:sz w:val="19"/>
-        </w:rPr>
-        <w:t>Kuriyama 2026 · NAC by nodal status</w:t>
-      </w:r>
-      <w:r>
-        <w:rPr>
-          <w:b w:val="0"/>
-          <w:i w:val="0"/>
-          <w:sz w:val="19"/>
-        </w:rPr>
-        <w:t xml:space="preserve">  </w:t>
-      </w:r>
-      <w:hyperlink r:id="rId143">
-        <w:r>
-          <w:rPr>
-            <w:color w:val="0563C1"/>
-            <w:u w:val="single"/>
-            <w:sz w:val="19"/>
-          </w:rPr>
-          <w:t xml:space="preserve">PubMed</w:t>
-        </w:r>
-      </w:hyperlink>
-      <w:r>
-        <w:rPr>
-          <w:b w:val="0"/>
-          <w:i w:val="0"/>
-          <w:sz w:val="19"/>
-        </w:rPr>
-        <w:t xml:space="preserve"> · </w:t>
-      </w:r>
-      <w:hyperlink r:id="rId144">
-        <w:r>
-          <w:rPr>
-            <w:color w:val="0563C1"/>
-            <w:u w:val="single"/>
-            <w:sz w:val="19"/>
-          </w:rPr>
-          <w:t xml:space="preserve">Journal</w:t>
-        </w:r>
-      </w:hyperlink>
-      <w:r>
-        <w:rPr>
-          <w:b w:val="0"/>
-          <w:i w:val="0"/>
-          <w:sz w:val="19"/>
-        </w:rPr>
-        <w:t xml:space="preserve"> · </w:t>
-      </w:r>
-      <w:hyperlink r:id="rId145">
-        <w:r>
-          <w:rPr>
-            <w:color w:val="0563C1"/>
-            <w:u w:val="single"/>
-            <w:sz w:val="19"/>
-          </w:rPr>
-          <w:t xml:space="preserve">Free full text</w:t>
-        </w:r>
-      </w:hyperlink>
-      <w:r>
-        <w:rPr>
-          <w:b w:val="0"/>
-          <w:i w:val="0"/>
-          <w:sz w:val="19"/>
-        </w:rPr>
-        <w:t xml:space="preserve"> · </w:t>
-      </w:r>
-      <w:hyperlink r:id="rId146">
-        <w:r>
-          <w:rPr>
-            <w:color w:val="0563C1"/>
-            <w:u w:val="single"/>
-            <w:sz w:val="19"/>
-          </w:rPr>
-          <w:t xml:space="preserve">TMC library</w:t>
-        </w:r>
-      </w:hyperlink>
-    </w:p>
-    <w:p>
-      <w:pPr>
-        <w:spacing w:after="60"/>
-      </w:pPr>
-      <w:r>
-        <w:rPr>
-          <w:b/>
-          <w:i w:val="0"/>
-          <w:sz w:val="19"/>
-        </w:rPr>
-        <w:t>Milan consensus</w:t>
-      </w:r>
-      <w:r>
-        <w:rPr>
-          <w:b w:val="0"/>
-          <w:i w:val="0"/>
-          <w:sz w:val="19"/>
-        </w:rPr>
-        <w:t xml:space="preserve"> — Pfister D, et al. Recommendations on Perihilar Cholangiocarcinoma. The Milan Jury-Based Consensus. Ann Surg. 2025 (published ahead of print 6 June 2025). doi:10.1097/SLA.0000000000006773. PMID:40478744.</w:t>
-      </w:r>
-      <w:r>
-        <w:rPr>
-          <w:b w:val="0"/>
-          <w:i w:val="0"/>
-          <w:sz w:val="19"/>
-        </w:rPr>
-        <w:t xml:space="preserve">  </w:t>
-      </w:r>
-      <w:hyperlink r:id="rId147">
-        <w:r>
-          <w:rPr>
-            <w:color w:val="0563C1"/>
-            <w:u w:val="single"/>
-            <w:sz w:val="19"/>
-          </w:rPr>
-          <w:t xml:space="preserve">PubMed</w:t>
-        </w:r>
-      </w:hyperlink>
-    </w:p>
-    <w:p>
-      <w:pPr>
-        <w:spacing w:after="60"/>
-      </w:pPr>
-      <w:r>
-        <w:rPr>
-          <w:b/>
-          <w:i w:val="0"/>
-          <w:sz w:val="19"/>
-        </w:rPr>
-        <w:t>Murakami 2025 · conversion surgery for BTC</w:t>
-      </w:r>
-      <w:r>
-        <w:rPr>
-          <w:b w:val="0"/>
-          <w:i w:val="0"/>
-          <w:sz w:val="19"/>
-        </w:rPr>
-        <w:t xml:space="preserve">  </w:t>
-      </w:r>
-      <w:hyperlink r:id="rId148">
-        <w:r>
-          <w:rPr>
-            <w:color w:val="0563C1"/>
-            <w:u w:val="single"/>
-            <w:sz w:val="19"/>
-          </w:rPr>
-          <w:t xml:space="preserve">PubMed</w:t>
-        </w:r>
-      </w:hyperlink>
-      <w:r>
-        <w:rPr>
-          <w:b w:val="0"/>
-          <w:i w:val="0"/>
-          <w:sz w:val="19"/>
-        </w:rPr>
-        <w:t xml:space="preserve"> · </w:t>
-      </w:r>
-      <w:hyperlink r:id="rId149">
-        <w:r>
-          <w:rPr>
-            <w:color w:val="0563C1"/>
-            <w:u w:val="single"/>
-            <w:sz w:val="19"/>
-          </w:rPr>
-          <w:t xml:space="preserve">Journal</w:t>
-        </w:r>
-      </w:hyperlink>
-      <w:r>
-        <w:rPr>
-          <w:b w:val="0"/>
-          <w:i w:val="0"/>
-          <w:sz w:val="19"/>
-        </w:rPr>
-        <w:t xml:space="preserve"> · </w:t>
-      </w:r>
-      <w:hyperlink r:id="rId150">
-        <w:r>
-          <w:rPr>
-            <w:color w:val="0563C1"/>
-            <w:u w:val="single"/>
-            <w:sz w:val="19"/>
-          </w:rPr>
-          <w:t xml:space="preserve">Free full text</w:t>
-        </w:r>
-      </w:hyperlink>
-      <w:r>
-        <w:rPr>
-          <w:b w:val="0"/>
-          <w:i w:val="0"/>
-          <w:sz w:val="19"/>
-        </w:rPr>
-        <w:t xml:space="preserve"> · </w:t>
-      </w:r>
-      <w:hyperlink r:id="rId151">
-        <w:r>
-          <w:rPr>
-            <w:color w:val="0563C1"/>
-            <w:u w:val="single"/>
-            <w:sz w:val="19"/>
-          </w:rPr>
-          <w:t xml:space="preserve">TMC library</w:t>
-        </w:r>
-      </w:hyperlink>
-    </w:p>
-    <w:p>
-      <w:pPr>
-        <w:spacing w:after="60"/>
-      </w:pPr>
-      <w:r>
-        <w:rPr>
-          <w:b/>
-          <w:i w:val="0"/>
-          <w:sz w:val="19"/>
-        </w:rPr>
-        <w:t>NCCN Biliary Tract Cancers v1.2026</w:t>
-      </w:r>
-      <w:r>
-        <w:rPr>
-          <w:b w:val="0"/>
-          <w:i w:val="0"/>
-          <w:sz w:val="19"/>
-        </w:rPr>
-        <w:t xml:space="preserve"> — National Comprehensive Cancer Network. Biliary Tract Cancers. NCCN Clinical Practice Guidelines in Oncology. Version 1.2026, 10 March 2026. Perihilar pathway, original PDF pp23–27; INTRA-D p22; adjuvant p36; first-line p37; biomarkers p28.</w:t>
-      </w:r>
-      <w:r>
-        <w:rPr>
-          <w:b w:val="0"/>
-          <w:i w:val="0"/>
-          <w:sz w:val="19"/>
-        </w:rPr>
-        <w:t xml:space="preserve">  </w:t>
-      </w:r>
-      <w:hyperlink r:id="rId152">
-        <w:r>
-          <w:rPr>
-            <w:color w:val="0563C1"/>
-            <w:u w:val="single"/>
-            <w:sz w:val="19"/>
-          </w:rPr>
-          <w:t xml:space="preserve">Source</w:t>
-        </w:r>
-      </w:hyperlink>
-    </w:p>
-    <w:p>
-      <w:pPr>
-        <w:spacing w:after="60"/>
-      </w:pPr>
-      <w:r>
-        <w:rPr>
-          <w:b/>
-          <w:i w:val="0"/>
-          <w:sz w:val="19"/>
-        </w:rPr>
-        <w:t>Nitta 2020 · para-aortic nodes, extrahepatic CCA</w:t>
-      </w:r>
-      <w:r>
-        <w:rPr>
-          <w:b w:val="0"/>
-          <w:i w:val="0"/>
-          <w:sz w:val="19"/>
-        </w:rPr>
-        <w:t xml:space="preserve">  </w:t>
-      </w:r>
-      <w:hyperlink r:id="rId153">
-        <w:r>
-          <w:rPr>
-            <w:color w:val="0563C1"/>
-            <w:u w:val="single"/>
-            <w:sz w:val="19"/>
-          </w:rPr>
-          <w:t xml:space="preserve">PubMed</w:t>
-        </w:r>
-      </w:hyperlink>
-      <w:r>
-        <w:rPr>
-          <w:b w:val="0"/>
-          <w:i w:val="0"/>
-          <w:sz w:val="19"/>
-        </w:rPr>
-        <w:t xml:space="preserve"> · </w:t>
-      </w:r>
-      <w:hyperlink r:id="rId154">
-        <w:r>
-          <w:rPr>
-            <w:color w:val="0563C1"/>
-            <w:u w:val="single"/>
-            <w:sz w:val="19"/>
-          </w:rPr>
-          <w:t xml:space="preserve">Journal</w:t>
-        </w:r>
-      </w:hyperlink>
-      <w:r>
-        <w:rPr>
-          <w:b w:val="0"/>
-          <w:i w:val="0"/>
-          <w:sz w:val="19"/>
-        </w:rPr>
-        <w:t xml:space="preserve"> · </w:t>
-      </w:r>
-      <w:hyperlink r:id="rId155">
-        <w:r>
-          <w:rPr>
-            <w:color w:val="0563C1"/>
-            <w:u w:val="single"/>
-            <w:sz w:val="19"/>
-          </w:rPr>
-          <w:t xml:space="preserve">TMC library</w:t>
-        </w:r>
-      </w:hyperlink>
-    </w:p>
-    <w:p>
-      <w:pPr>
-        <w:spacing w:after="60"/>
-      </w:pPr>
-      <w:r>
-        <w:rPr>
-          <w:b/>
-          <w:i w:val="0"/>
-          <w:sz w:val="19"/>
-        </w:rPr>
-        <w:t>NLRB oncology guidance</w:t>
-      </w:r>
-      <w:r>
-        <w:rPr>
-          <w:b w:val="0"/>
-          <w:i w:val="0"/>
-          <w:sz w:val="19"/>
-        </w:rPr>
-        <w:t xml:space="preserve"> — Adult MELD Exceptions for Transplant Oncology</w:t>
-      </w:r>
-      <w:r>
-        <w:rPr>
-          <w:b w:val="0"/>
-          <w:i w:val="0"/>
-          <w:sz w:val="19"/>
-        </w:rPr>
-        <w:t xml:space="preserve">  </w:t>
-      </w:r>
-      <w:hyperlink r:id="rId156">
-        <w:r>
-          <w:rPr>
-            <w:color w:val="0563C1"/>
-            <w:u w:val="single"/>
-            <w:sz w:val="19"/>
-          </w:rPr>
-          <w:t xml:space="preserve">Source</w:t>
-        </w:r>
-      </w:hyperlink>
-    </w:p>
-    <w:p>
-      <w:pPr>
-        <w:spacing w:after="60"/>
-      </w:pPr>
-      <w:r>
-        <w:rPr>
-          <w:b/>
-          <w:i w:val="0"/>
-          <w:sz w:val="19"/>
-        </w:rPr>
-        <w:t>Olthof 2020</w:t>
-      </w:r>
-      <w:r>
-        <w:rPr>
-          <w:b w:val="0"/>
-          <w:i w:val="0"/>
-          <w:sz w:val="19"/>
-        </w:rPr>
-        <w:t xml:space="preserve"> — Portal Vein Embolization is Associated with Reduced Liver Failure and Mortality in High-Risk Resections for Perihilar Cholangiocarcinoma</w:t>
-      </w:r>
-      <w:r>
-        <w:rPr>
-          <w:b w:val="0"/>
-          <w:i w:val="0"/>
-          <w:sz w:val="19"/>
-        </w:rPr>
-        <w:t xml:space="preserve">  </w:t>
-      </w:r>
-      <w:hyperlink r:id="rId157">
-        <w:r>
-          <w:rPr>
-            <w:color w:val="0563C1"/>
-            <w:u w:val="single"/>
-            <w:sz w:val="19"/>
-          </w:rPr>
-          <w:t xml:space="preserve">PubMed</w:t>
-        </w:r>
-      </w:hyperlink>
-      <w:r>
-        <w:rPr>
-          <w:b w:val="0"/>
-          <w:i w:val="0"/>
-          <w:sz w:val="19"/>
-        </w:rPr>
-        <w:t xml:space="preserve"> · </w:t>
-      </w:r>
-      <w:hyperlink r:id="rId158">
-        <w:r>
-          <w:rPr>
-            <w:color w:val="0563C1"/>
-            <w:u w:val="single"/>
-            <w:sz w:val="19"/>
-          </w:rPr>
-          <w:t xml:space="preserve">Journal</w:t>
-        </w:r>
-      </w:hyperlink>
-      <w:r>
-        <w:rPr>
-          <w:b w:val="0"/>
-          <w:i w:val="0"/>
-          <w:sz w:val="19"/>
-        </w:rPr>
-        <w:t xml:space="preserve"> · </w:t>
-      </w:r>
-      <w:hyperlink r:id="rId159">
-        <w:r>
-          <w:rPr>
-            <w:color w:val="0563C1"/>
-            <w:u w:val="single"/>
-            <w:sz w:val="19"/>
-          </w:rPr>
-          <w:t xml:space="preserve">Free full text</w:t>
-        </w:r>
-      </w:hyperlink>
-      <w:r>
-        <w:rPr>
-          <w:b w:val="0"/>
-          <w:i w:val="0"/>
-          <w:sz w:val="19"/>
-        </w:rPr>
-        <w:t xml:space="preserve"> · </w:t>
-      </w:r>
-      <w:hyperlink r:id="rId160">
-        <w:r>
-          <w:rPr>
-            <w:color w:val="0563C1"/>
-            <w:u w:val="single"/>
-            <w:sz w:val="19"/>
-          </w:rPr>
-          <w:t xml:space="preserve">Source</w:t>
-        </w:r>
-      </w:hyperlink>
-      <w:r>
-        <w:rPr>
-          <w:b w:val="0"/>
-          <w:i w:val="0"/>
-          <w:sz w:val="19"/>
-        </w:rPr>
-        <w:t xml:space="preserve"> · </w:t>
-      </w:r>
-      <w:hyperlink r:id="rId161">
-        <w:r>
-          <w:rPr>
-            <w:color w:val="0563C1"/>
-            <w:u w:val="single"/>
-            <w:sz w:val="19"/>
-          </w:rPr>
-          <w:t xml:space="preserve">TMC library</w:t>
-        </w:r>
-      </w:hyperlink>
-    </w:p>
-    <w:p>
-      <w:pPr>
-        <w:spacing w:after="60"/>
-      </w:pPr>
-      <w:r>
-        <w:rPr>
-          <w:b/>
-          <w:i w:val="0"/>
-          <w:sz w:val="19"/>
-        </w:rPr>
-        <w:t>OPTN 9.5.A</w:t>
-      </w:r>
-      <w:r>
-        <w:rPr>
-          <w:b w:val="0"/>
-          <w:i w:val="0"/>
-          <w:sz w:val="19"/>
-        </w:rPr>
-        <w:t xml:space="preserve"> — OPTN Policies — hilar CCA standardized exception</w:t>
-      </w:r>
-      <w:r>
-        <w:rPr>
-          <w:b w:val="0"/>
-          <w:i w:val="0"/>
-          <w:sz w:val="19"/>
-        </w:rPr>
-        <w:t xml:space="preserve">  </w:t>
-      </w:r>
-      <w:hyperlink r:id="rId162">
-        <w:r>
-          <w:rPr>
-            <w:color w:val="0563C1"/>
-            <w:u w:val="single"/>
-            <w:sz w:val="19"/>
-          </w:rPr>
-          <w:t xml:space="preserve">Source</w:t>
-        </w:r>
-      </w:hyperlink>
-    </w:p>
-    <w:p>
-      <w:pPr>
-        <w:spacing w:after="60"/>
-      </w:pPr>
-      <w:r>
-        <w:rPr>
-          <w:b/>
-          <w:i w:val="0"/>
-          <w:sz w:val="19"/>
-        </w:rPr>
-        <w:t>OPTN ethics principles</w:t>
-      </w:r>
-      <w:r>
-        <w:rPr>
-          <w:b w:val="0"/>
-          <w:i w:val="0"/>
-          <w:sz w:val="19"/>
-        </w:rPr>
-        <w:t xml:space="preserve"> — Ethical Principles in the Allocation of Human Organs</w:t>
-      </w:r>
-      <w:r>
-        <w:rPr>
-          <w:b w:val="0"/>
-          <w:i w:val="0"/>
-          <w:sz w:val="19"/>
-        </w:rPr>
-        <w:t xml:space="preserve">  </w:t>
-      </w:r>
-      <w:hyperlink r:id="rId163">
-        <w:r>
-          <w:rPr>
-            <w:color w:val="0563C1"/>
-            <w:u w:val="single"/>
-            <w:sz w:val="19"/>
-          </w:rPr>
-          <w:t xml:space="preserve">Source</w:t>
-        </w:r>
-      </w:hyperlink>
-    </w:p>
-    <w:p>
-      <w:pPr>
-        <w:spacing w:after="60"/>
-      </w:pPr>
-      <w:r>
-        <w:rPr>
-          <w:b/>
-          <w:i w:val="0"/>
-          <w:sz w:val="19"/>
-        </w:rPr>
-        <w:t>OPTN policy</w:t>
-      </w:r>
-      <w:r>
-        <w:rPr>
-          <w:b w:val="0"/>
-          <w:i w:val="0"/>
-          <w:sz w:val="19"/>
-        </w:rPr>
-        <w:t xml:space="preserve"> — OPTN Policies: liver allocation and living donation</w:t>
-      </w:r>
-      <w:r>
-        <w:rPr>
-          <w:b w:val="0"/>
-          <w:i w:val="0"/>
-          <w:sz w:val="19"/>
-        </w:rPr>
-        <w:t xml:space="preserve">  </w:t>
-      </w:r>
-      <w:hyperlink r:id="rId164">
-        <w:r>
-          <w:rPr>
-            <w:color w:val="0563C1"/>
-            <w:u w:val="single"/>
-            <w:sz w:val="19"/>
-          </w:rPr>
-          <w:t xml:space="preserve">Source</w:t>
-        </w:r>
-      </w:hyperlink>
-    </w:p>
-    <w:p>
-      <w:pPr>
-        <w:spacing w:after="60"/>
-      </w:pPr>
-      <w:r>
-        <w:rPr>
-          <w:b/>
-          <w:i w:val="0"/>
-          <w:sz w:val="19"/>
-        </w:rPr>
-        <w:t>OPTN Policy 9</w:t>
-      </w:r>
-      <w:r>
-        <w:rPr>
-          <w:b w:val="0"/>
-          <w:i w:val="0"/>
-          <w:sz w:val="19"/>
-        </w:rPr>
-        <w:t xml:space="preserve"> — Organ Procurement and Transplantation Network. Policy 9: Allocation of Livers and Liver-Intestines, including 9.4.C–E and 9.5.A Specific Standardized MELD or PELD Exceptions. US Department of Health and Human Services, HRSA. Official PDF retrieved 1 October 2026; Policy 9.5.A at full PDF pp190–191, Policy 9.4.C–E at pp188–189. Perihilar cholangiocarcinoma is a standardised MELD exception under Policy 9.5.A when the programme holds an OPTN-approved protocol and the candidate meets every requirement (adult score MMaT-3). Verify the current text before any listing decision.</w:t>
-      </w:r>
-      <w:r>
-        <w:rPr>
-          <w:b w:val="0"/>
-          <w:i w:val="0"/>
-          <w:sz w:val="19"/>
-        </w:rPr>
-        <w:t xml:space="preserve">  </w:t>
-      </w:r>
-      <w:hyperlink r:id="rId164">
-        <w:r>
-          <w:rPr>
-            <w:color w:val="0563C1"/>
-            <w:u w:val="single"/>
-            <w:sz w:val="19"/>
-          </w:rPr>
-          <w:t xml:space="preserve">Source</w:t>
-        </w:r>
-      </w:hyperlink>
-    </w:p>
-    <w:p>
-      <w:pPr>
-        <w:spacing w:after="60"/>
-      </w:pPr>
-      <w:r>
-        <w:rPr>
-          <w:b/>
-          <w:i w:val="0"/>
-          <w:sz w:val="19"/>
-        </w:rPr>
-        <w:t>pCCA · multicenter</w:t>
-      </w:r>
-      <w:r>
-        <w:rPr>
-          <w:b w:val="0"/>
-          <w:i w:val="0"/>
-          <w:sz w:val="19"/>
-        </w:rPr>
-        <w:t xml:space="preserve"> — Neoadjuvant chemoradiation followed by LT for perihilar CCA: 12-center experience</w:t>
-      </w:r>
-      <w:r>
-        <w:rPr>
-          <w:b w:val="0"/>
-          <w:i w:val="0"/>
-          <w:sz w:val="19"/>
-        </w:rPr>
-        <w:t xml:space="preserve">  </w:t>
-      </w:r>
-      <w:hyperlink r:id="rId86">
-        <w:r>
-          <w:rPr>
-            <w:color w:val="0563C1"/>
-            <w:u w:val="single"/>
-            <w:sz w:val="19"/>
-          </w:rPr>
-          <w:t xml:space="preserve">Source</w:t>
-        </w:r>
-      </w:hyperlink>
-    </w:p>
-    <w:p>
-      <w:pPr>
-        <w:spacing w:after="60"/>
-      </w:pPr>
-      <w:r>
-        <w:rPr>
-          <w:b/>
-          <w:i w:val="0"/>
-          <w:sz w:val="19"/>
-        </w:rPr>
-        <w:t>Rea 2005</w:t>
-      </w:r>
-      <w:r>
-        <w:rPr>
-          <w:b w:val="0"/>
-          <w:i w:val="0"/>
-          <w:sz w:val="19"/>
-        </w:rPr>
         <w:t xml:space="preserve"> — Rea DJ, Heimbach JK, Rosen CB, et al. Liver transplantation with neoadjuvant chemoradiation is more effective than resection for hilar cholangiocarcinoma. Ann Surg. 2005;242(3):451-8; discussion 458-61. doi:10.1097/01.sla.0000179678.13285.fa. PMID:16135931.</w:t>
-      </w:r>
-      <w:r>
-        <w:rPr>
-          <w:b w:val="0"/>
-          <w:i w:val="0"/>
-          <w:sz w:val="19"/>
-        </w:rPr>
-        <w:t xml:space="preserve">  </w:t>
-      </w:r>
-      <w:hyperlink r:id="rId165">
-        <w:r>
-          <w:rPr>
-            <w:color w:val="0563C1"/>
-            <w:u w:val="single"/>
-            <w:sz w:val="19"/>
-          </w:rPr>
-          <w:t xml:space="preserve">PubMed</w:t>
-        </w:r>
-      </w:hyperlink>
-    </w:p>
-    <w:p>
-      <w:pPr>
-        <w:spacing w:after="60"/>
-      </w:pPr>
-      <w:r>
-        <w:rPr>
-          <w:b/>
-          <w:i w:val="0"/>
-          <w:sz w:val="19"/>
-        </w:rPr>
-        <w:t>Sio 2016 · Mayo protocol fall-out</w:t>
-      </w:r>
-      <w:r>
-        <w:rPr>
-          <w:b w:val="0"/>
-          <w:i w:val="0"/>
-          <w:sz w:val="19"/>
-        </w:rPr>
-        <w:t xml:space="preserve"> — Outcome of Transplant-fallout Patients With Unresectable Cholangiocarcinoma</w:t>
       </w:r>
       <w:r>
         <w:rPr>
@@ -27665,15 +27657,54 @@
           <w:t xml:space="preserve">PubMed</w:t>
         </w:r>
       </w:hyperlink>
-      <w:r>
-        <w:rPr>
-          <w:b w:val="0"/>
+    </w:p>
+    <w:p>
+      <w:pPr>
+        <w:spacing w:after="60"/>
+      </w:pPr>
+      <w:r>
+        <w:rPr>
+          <w:b/>
           <w:i w:val="0"/>
           <w:sz w:val="19"/>
         </w:rPr>
+        <w:t>Sio 2016 · Mayo protocol fall-out</w:t>
+      </w:r>
+      <w:r>
+        <w:rPr>
+          <w:b w:val="0"/>
+          <w:i w:val="0"/>
+          <w:sz w:val="19"/>
+        </w:rPr>
+        <w:t xml:space="preserve"> — Outcome of Transplant-fallout Patients With Unresectable Cholangiocarcinoma</w:t>
+      </w:r>
+      <w:r>
+        <w:rPr>
+          <w:b w:val="0"/>
+          <w:i w:val="0"/>
+          <w:sz w:val="19"/>
+        </w:rPr>
+        <w:t xml:space="preserve">  </w:t>
+      </w:r>
+      <w:hyperlink r:id="rId167">
+        <w:r>
+          <w:rPr>
+            <w:color w:val="0563C1"/>
+            <w:u w:val="single"/>
+            <w:sz w:val="19"/>
+          </w:rPr>
+          <w:t xml:space="preserve">PubMed</w:t>
+        </w:r>
+      </w:hyperlink>
+      <w:r>
+        <w:rPr>
+          <w:b w:val="0"/>
+          <w:i w:val="0"/>
+          <w:sz w:val="19"/>
+        </w:rPr>
         <w:t xml:space="preserve"> · </w:t>
       </w:r>
-      <w:hyperlink r:id="rId167">
+      <w:hyperlink r:id="rId168">
         <w:r>
           <w:rPr>
             <w:color w:val="0563C1"/>
@@ -27691,7 +27722,7 @@
         </w:rPr>
         <w:t xml:space="preserve"> · </w:t>
       </w:r>
-      <w:hyperlink r:id="rId168">
+      <w:hyperlink r:id="rId169">
         <w:r>
           <w:rPr>
             <w:color w:val="0563C1"/>
@@ -27730,7 +27761,7 @@
         </w:rPr>
         <w:t xml:space="preserve">  </w:t>
       </w:r>
-      <w:hyperlink r:id="rId169">
+      <w:hyperlink r:id="rId170">
         <w:r>
           <w:rPr>
             <w:color w:val="0563C1"/>
@@ -27748,7 +27779,7 @@
         </w:rPr>
         <w:t xml:space="preserve"> · </w:t>
       </w:r>
-      <w:hyperlink r:id="rId170">
+      <w:hyperlink r:id="rId171">
         <w:r>
           <w:rPr>
             <w:color w:val="0563C1"/>
@@ -27766,7 +27797,7 @@
         </w:rPr>
         <w:t xml:space="preserve"> · </w:t>
       </w:r>
-      <w:hyperlink r:id="rId171">
+      <w:hyperlink r:id="rId172">
         <w:r>
           <w:rPr>
             <w:color w:val="0563C1"/>
@@ -27784,7 +27815,7 @@
         </w:rPr>
         <w:t xml:space="preserve"> · </w:t>
       </w:r>
-      <w:hyperlink r:id="rId172">
+      <w:hyperlink r:id="rId173">
         <w:r>
           <w:rPr>
             <w:color w:val="0563C1"/>
@@ -27813,7 +27844,7 @@
           <w:i w:val="0"/>
           <w:sz w:val="19"/>
         </w:rPr>
-        <w:t xml:space="preserve"> — Single-arm phase II trial of adjuvant capecitabine and gemcitabine followed by chemoradiation in extrahepatic cholangiocarcinoma and gallbladder cancer; 2-year survival 67% after R0 and 60% after R1 resection, as cited by BSG 2023 in support of its R1 chemoradiation recommendation.</w:t>
+        <w:t xml:space="preserve"> — Ben-Josef E, et al. J Clin Oncol 2015 (PMID 25964250). Single-arm phase II trial of adjuvant capecitabine and gemcitabine followed by chemoradiation in extrahepatic cholangiocarcinoma and gallbladder cancer (n=79); 2-year overall survival 67% after R0 and 60% after R1 resection, cited by BSG 2023 in support of its R1 chemoradiation recommendation.</w:t>
       </w:r>
     </w:p>
     <w:p>
@@ -27844,7 +27875,7 @@
         </w:rPr>
         <w:t xml:space="preserve">  </w:t>
       </w:r>
-      <w:hyperlink r:id="rId173">
+      <w:hyperlink r:id="rId174">
         <w:r>
           <w:rPr>
             <w:color w:val="0563C1"/>
@@ -27862,7 +27893,7 @@
         </w:rPr>
         <w:t xml:space="preserve"> · </w:t>
       </w:r>
-      <w:hyperlink r:id="rId174">
+      <w:hyperlink r:id="rId175">
         <w:r>
           <w:rPr>
             <w:color w:val="0563C1"/>
@@ -27880,7 +27911,7 @@
         </w:rPr>
         <w:t xml:space="preserve"> · </w:t>
       </w:r>
-      <w:hyperlink r:id="rId175">
+      <w:hyperlink r:id="rId176">
         <w:r>
           <w:rPr>
             <w:color w:val="0563C1"/>
@@ -27898,7 +27929,7 @@
         </w:rPr>
         <w:t xml:space="preserve"> · </w:t>
       </w:r>
-      <w:hyperlink r:id="rId176">
+      <w:hyperlink r:id="rId177">
         <w:r>
           <w:rPr>
             <w:color w:val="0563C1"/>
@@ -27916,7 +27947,7 @@
         </w:rPr>
         <w:t xml:space="preserve"> · </w:t>
       </w:r>
-      <w:hyperlink r:id="rId177">
+      <w:hyperlink r:id="rId178">
         <w:r>
           <w:rPr>
             <w:color w:val="0563C1"/>
@@ -27947,7 +27978,7 @@
         </w:rPr>
         <w:t xml:space="preserve">  </w:t>
       </w:r>
-      <w:hyperlink r:id="rId178">
+      <w:hyperlink r:id="rId179">
         <w:r>
           <w:rPr>
             <w:color w:val="0563C1"/>
@@ -27965,7 +27996,7 @@
         </w:rPr>
         <w:t xml:space="preserve"> · </w:t>
       </w:r>
-      <w:hyperlink r:id="rId179">
+      <w:hyperlink r:id="rId180">
         <w:r>
           <w:rPr>
             <w:color w:val="0563C1"/>
@@ -27983,7 +28014,7 @@
         </w:rPr>
         <w:t xml:space="preserve"> · </w:t>
       </w:r>
-      <w:hyperlink r:id="rId180">
+      <w:hyperlink r:id="rId181">
         <w:r>
           <w:rPr>
             <w:color w:val="0563C1"/>
@@ -28013,45 +28044,6 @@
           <w:sz w:val="19"/>
         </w:rPr>
         <w:t xml:space="preserve"> — Oh DY, Ruth He A, Qin S, et al. Durvalumab plus gemcitabine and cisplatin in advanced biliary tract cancer. NEJM Evid. 2022;1(8):EVIDoa2200015. doi:10.1056/EVIDoa2200015. PMID:38319896.</w:t>
-      </w:r>
-      <w:r>
-        <w:rPr>
-          <w:b w:val="0"/>
-          <w:i w:val="0"/>
-          <w:sz w:val="19"/>
-        </w:rPr>
-        <w:t xml:space="preserve">  </w:t>
-      </w:r>
-      <w:hyperlink r:id="rId181">
-        <w:r>
-          <w:rPr>
-            <w:color w:val="0563C1"/>
-            <w:u w:val="single"/>
-            <w:sz w:val="19"/>
-          </w:rPr>
-          <w:t xml:space="preserve">PubMed</w:t>
-        </w:r>
-      </w:hyperlink>
-    </w:p>
-    <w:p>
-      <w:pPr>
-        <w:spacing w:after="60"/>
-      </w:pPr>
-      <w:r>
-        <w:rPr>
-          <w:b/>
-          <w:i w:val="0"/>
-          <w:sz w:val="19"/>
-        </w:rPr>
-        <w:t>TransMet 2024</w:t>
-      </w:r>
-      <w:r>
-        <w:rPr>
-          <w:b w:val="0"/>
-          <w:i w:val="0"/>
-          <w:sz w:val="19"/>
-        </w:rPr>
-        <w:t xml:space="preserve"> — Liver transplantation plus chemotherapy versus chemotherapy alone in patients with permanently unresectable colorectal liver metastases (TransMet): results from a multicentre, open-label, prospective, randomised controlled trial</w:t>
       </w:r>
       <w:r>
         <w:rPr>
@@ -28071,15 +28063,54 @@
           <w:t xml:space="preserve">PubMed</w:t>
         </w:r>
       </w:hyperlink>
-      <w:r>
-        <w:rPr>
-          <w:b w:val="0"/>
+    </w:p>
+    <w:p>
+      <w:pPr>
+        <w:spacing w:after="60"/>
+      </w:pPr>
+      <w:r>
+        <w:rPr>
+          <w:b/>
           <w:i w:val="0"/>
           <w:sz w:val="19"/>
         </w:rPr>
+        <w:t>TransMet 2024</w:t>
+      </w:r>
+      <w:r>
+        <w:rPr>
+          <w:b w:val="0"/>
+          <w:i w:val="0"/>
+          <w:sz w:val="19"/>
+        </w:rPr>
+        <w:t xml:space="preserve"> — Liver transplantation plus chemotherapy versus chemotherapy alone in patients with permanently unresectable colorectal liver metastases (TransMet): results from a multicentre, open-label, prospective, randomised controlled trial</w:t>
+      </w:r>
+      <w:r>
+        <w:rPr>
+          <w:b w:val="0"/>
+          <w:i w:val="0"/>
+          <w:sz w:val="19"/>
+        </w:rPr>
+        <w:t xml:space="preserve">  </w:t>
+      </w:r>
+      <w:hyperlink r:id="rId183">
+        <w:r>
+          <w:rPr>
+            <w:color w:val="0563C1"/>
+            <w:u w:val="single"/>
+            <w:sz w:val="19"/>
+          </w:rPr>
+          <w:t xml:space="preserve">PubMed</w:t>
+        </w:r>
+      </w:hyperlink>
+      <w:r>
+        <w:rPr>
+          <w:b w:val="0"/>
+          <w:i w:val="0"/>
+          <w:sz w:val="19"/>
+        </w:rPr>
         <w:t xml:space="preserve"> · </w:t>
       </w:r>
-      <w:hyperlink r:id="rId183">
+      <w:hyperlink r:id="rId184">
         <w:r>
           <w:rPr>
             <w:color w:val="0563C1"/>
@@ -28097,7 +28128,7 @@
         </w:rPr>
         <w:t xml:space="preserve"> · </w:t>
       </w:r>
-      <w:hyperlink r:id="rId184">
+      <w:hyperlink r:id="rId185">
         <w:r>
           <w:rPr>
             <w:color w:val="0563C1"/>
@@ -28136,7 +28167,7 @@
         </w:rPr>
         <w:t xml:space="preserve">  </w:t>
       </w:r>
-      <w:hyperlink r:id="rId185">
+      <w:hyperlink r:id="rId186">
         <w:r>
           <w:rPr>
             <w:color w:val="0563C1"/>
@@ -28154,7 +28185,7 @@
         </w:rPr>
         <w:t xml:space="preserve"> · </w:t>
       </w:r>
-      <w:hyperlink r:id="rId186">
+      <w:hyperlink r:id="rId187">
         <w:r>
           <w:rPr>
             <w:color w:val="0563C1"/>
@@ -28172,7 +28203,7 @@
         </w:rPr>
         <w:t xml:space="preserve"> · </w:t>
       </w:r>
-      <w:hyperlink r:id="rId187">
+      <w:hyperlink r:id="rId188">
         <w:r>
           <w:rPr>
             <w:color w:val="0563C1"/>
@@ -28190,7 +28221,7 @@
         </w:rPr>
         <w:t xml:space="preserve"> · </w:t>
       </w:r>
-      <w:hyperlink r:id="rId188">
+      <w:hyperlink r:id="rId189">
         <w:r>
           <w:rPr>
             <w:color w:val="0563C1"/>
@@ -28208,7 +28239,7 @@
         </w:rPr>
         <w:t xml:space="preserve"> · </w:t>
       </w:r>
-      <w:hyperlink r:id="rId189">
+      <w:hyperlink r:id="rId190">
         <w:r>
           <w:rPr>
             <w:color w:val="0563C1"/>
@@ -28247,7 +28278,7 @@
         </w:rPr>
         <w:t xml:space="preserve">  </w:t>
       </w:r>
-      <w:hyperlink r:id="rId190">
+      <w:hyperlink r:id="rId191">
         <w:r>
           <w:rPr>
             <w:color w:val="0563C1"/>
@@ -28265,7 +28296,7 @@
         </w:rPr>
         <w:t xml:space="preserve"> · </w:t>
       </w:r>
-      <w:hyperlink r:id="rId191">
+      <w:hyperlink r:id="rId192">
         <w:r>
           <w:rPr>
             <w:color w:val="0563C1"/>
@@ -28283,7 +28314,7 @@
         </w:rPr>
         <w:t xml:space="preserve"> · </w:t>
       </w:r>
-      <w:hyperlink r:id="rId192">
+      <w:hyperlink r:id="rId193">
         <w:r>
           <w:rPr>
             <w:color w:val="0563C1"/>
@@ -28301,7 +28332,7 @@
         </w:rPr>
         <w:t xml:space="preserve"> · </w:t>
       </w:r>
-      <w:hyperlink r:id="rId193">
+      <w:hyperlink r:id="rId194">
         <w:r>
           <w:rPr>
             <w:color w:val="0563C1"/>
@@ -28340,7 +28371,7 @@
         </w:rPr>
         <w:t xml:space="preserve">  </w:t>
       </w:r>
-      <w:hyperlink r:id="rId194">
+      <w:hyperlink r:id="rId195">
         <w:r>
           <w:rPr>
             <w:color w:val="0563C1"/>
@@ -28358,7 +28389,7 @@
         </w:rPr>
         <w:t xml:space="preserve"> · </w:t>
       </w:r>
-      <w:hyperlink r:id="rId195">
+      <w:hyperlink r:id="rId196">
         <w:r>
           <w:rPr>
             <w:color w:val="0563C1"/>
@@ -28376,7 +28407,7 @@
         </w:rPr>
         <w:t xml:space="preserve"> · </w:t>
       </w:r>
-      <w:hyperlink r:id="rId196">
+      <w:hyperlink r:id="rId197">
         <w:r>
           <w:rPr>
             <w:color w:val="0563C1"/>
@@ -28415,7 +28446,7 @@
         </w:rPr>
         <w:t xml:space="preserve">  </w:t>
       </w:r>
-      <w:hyperlink r:id="rId197">
+      <w:hyperlink r:id="rId198">
         <w:r>
           <w:rPr>
             <w:color w:val="0563C1"/>
@@ -28433,7 +28464,7 @@
         </w:rPr>
         <w:t xml:space="preserve"> · </w:t>
       </w:r>
-      <w:hyperlink r:id="rId198">
+      <w:hyperlink r:id="rId199">
         <w:r>
           <w:rPr>
             <w:color w:val="0563C1"/>
@@ -28451,7 +28482,7 @@
         </w:rPr>
         <w:t xml:space="preserve"> · </w:t>
       </w:r>
-      <w:hyperlink r:id="rId199">
+      <w:hyperlink r:id="rId200">
         <w:r>
           <w:rPr>
             <w:color w:val="0563C1"/>
@@ -28490,7 +28521,7 @@
         </w:rPr>
         <w:t xml:space="preserve">  </w:t>
       </w:r>
-      <w:hyperlink r:id="rId200">
+      <w:hyperlink r:id="rId201">
         <w:r>
           <w:rPr>
             <w:color w:val="0563C1"/>
@@ -28508,7 +28539,7 @@
         </w:rPr>
         <w:t xml:space="preserve"> · </w:t>
       </w:r>
-      <w:hyperlink r:id="rId201">
+      <w:hyperlink r:id="rId202">
         <w:r>
           <w:rPr>
             <w:color w:val="0563C1"/>
@@ -28526,7 +28557,7 @@
         </w:rPr>
         <w:t xml:space="preserve"> · </w:t>
       </w:r>
-      <w:hyperlink r:id="rId202">
+      <w:hyperlink r:id="rId203">
         <w:r>
           <w:rPr>
             <w:color w:val="0563C1"/>
@@ -28565,7 +28596,7 @@
         </w:rPr>
         <w:t xml:space="preserve">  </w:t>
       </w:r>
-      <w:hyperlink r:id="rId203">
+      <w:hyperlink r:id="rId204">
         <w:r>
           <w:rPr>
             <w:color w:val="0563C1"/>
@@ -28583,7 +28614,7 @@
         </w:rPr>
         <w:t xml:space="preserve"> · </w:t>
       </w:r>
-      <w:hyperlink r:id="rId204">
+      <w:hyperlink r:id="rId205">
         <w:r>
           <w:rPr>
             <w:color w:val="0563C1"/>
@@ -28601,7 +28632,7 @@
         </w:rPr>
         <w:t xml:space="preserve"> · </w:t>
       </w:r>
-      <w:hyperlink r:id="rId205">
+      <w:hyperlink r:id="rId206">
         <w:r>
           <w:rPr>
             <w:color w:val="0563C1"/>
@@ -28619,7 +28650,7 @@
         </w:rPr>
         <w:t xml:space="preserve"> · </w:t>
       </w:r>
-      <w:hyperlink r:id="rId206">
+      <w:hyperlink r:id="rId207">
         <w:r>
           <w:rPr>
             <w:color w:val="0563C1"/>
@@ -28637,7 +28668,7 @@
         </w:rPr>
         <w:t xml:space="preserve"> · </w:t>
       </w:r>
-      <w:hyperlink r:id="rId207">
+      <w:hyperlink r:id="rId208">
         <w:r>
           <w:rPr>
             <w:color w:val="0563C1"/>

--- a/documents/pcca/pCCA_7_Decision_Discussion.docx
+++ b/documents/pcca/pCCA_7_Decision_Discussion.docx
@@ -39,7 +39,7 @@
           <w:b w:val="0"/>
           <w:i w:val="0"/>
         </w:rPr>
-        <w:t>One file for the multidisciplinary decision on this tumor, covering every setting: cancer roadmap, standard transplant pathway, high-risk transplant protocol. For each question: the positions of guidelines, trials and papers where they differ, our proposed selection, and space for the decision. All proposals are OPEN; nothing in this document is activated or approved.</w:t>
+        <w:t>One file for the multidisciplinary decision on this tumor, covering every setting: roadmap, standard pathway, high-risk pathway. For each question: the positions of guidelines, trials and papers where they differ, our proposed selection, and space for the decision. All proposals are OPEN; nothing in this document is activated or approved.</w:t>
       </w:r>
     </w:p>
     <w:p>
@@ -59,14 +59,14 @@
           <w:i w:val="0"/>
           <w:sz w:val="20"/>
         </w:rPr>
-        <w:t xml:space="preserve">Cancer roadmap (full content): </w:t>
+        <w:t xml:space="preserve">Roadmap (full content): </w:t>
       </w:r>
       <w:r>
         <w:rPr>
           <w:b w:val="0"/>
           <w:i/>
         </w:rPr>
-        <w:t>pCCA_1_Cancer_Roadmap.docx</w:t>
+        <w:t>pCCA_1_Roadmap.docx</w:t>
       </w:r>
       <w:r>
         <w:rPr>
@@ -74,14 +74,14 @@
           <w:i w:val="0"/>
           <w:sz w:val="20"/>
         </w:rPr>
-        <w:t xml:space="preserve"> · Standard transplant pathway (full content): </w:t>
+        <w:t xml:space="preserve"> · Standard pathway (full content): </w:t>
       </w:r>
       <w:r>
         <w:rPr>
           <w:b w:val="0"/>
           <w:i/>
         </w:rPr>
-        <w:t>pCCA_3_Standard_Transplant_Protocol.docx</w:t>
+        <w:t>pCCA_3_Standard_Pathway.docx</w:t>
       </w:r>
       <w:r>
         <w:rPr>
@@ -89,14 +89,14 @@
           <w:i w:val="0"/>
           <w:sz w:val="20"/>
         </w:rPr>
-        <w:t xml:space="preserve"> · High-risk transplant protocol (full content): </w:t>
+        <w:t xml:space="preserve"> · High-risk pathway (full content): </w:t>
       </w:r>
       <w:r>
         <w:rPr>
           <w:b w:val="0"/>
           <w:i/>
         </w:rPr>
-        <w:t>pCCA_5_High_Risk_Transplant_Protocol.docx</w:t>
+        <w:t>pCCA_5_High_Risk_Pathway.docx</w:t>
       </w:r>
     </w:p>
     <w:p>
@@ -256,7 +256,7 @@
                 <w:i w:val="0"/>
                 <w:sz w:val="19"/>
               </w:rPr>
-              <w:t>Cancer roadmap</w:t>
+              <w:t>Roadmap</w:t>
             </w:r>
           </w:p>
         </w:tc>
@@ -362,7 +362,7 @@
                 <w:i w:val="0"/>
                 <w:sz w:val="19"/>
               </w:rPr>
-              <w:t>Cancer roadmap</w:t>
+              <w:t>Roadmap</w:t>
             </w:r>
           </w:p>
         </w:tc>
@@ -468,7 +468,7 @@
                 <w:i w:val="0"/>
                 <w:sz w:val="19"/>
               </w:rPr>
-              <w:t>Cancer roadmap</w:t>
+              <w:t>Roadmap</w:t>
             </w:r>
           </w:p>
         </w:tc>
@@ -574,7 +574,7 @@
                 <w:i w:val="0"/>
                 <w:sz w:val="19"/>
               </w:rPr>
-              <w:t>Cancer roadmap</w:t>
+              <w:t>Roadmap</w:t>
             </w:r>
           </w:p>
         </w:tc>
@@ -680,7 +680,7 @@
                 <w:i w:val="0"/>
                 <w:sz w:val="19"/>
               </w:rPr>
-              <w:t>Cancer roadmap</w:t>
+              <w:t>Roadmap</w:t>
             </w:r>
           </w:p>
         </w:tc>
@@ -786,7 +786,7 @@
                 <w:i w:val="0"/>
                 <w:sz w:val="19"/>
               </w:rPr>
-              <w:t>Cancer roadmap</w:t>
+              <w:t>Roadmap</w:t>
             </w:r>
           </w:p>
         </w:tc>
@@ -892,7 +892,7 @@
                 <w:i w:val="0"/>
                 <w:sz w:val="19"/>
               </w:rPr>
-              <w:t>Cancer roadmap</w:t>
+              <w:t>Roadmap</w:t>
             </w:r>
           </w:p>
         </w:tc>
@@ -998,7 +998,7 @@
                 <w:i w:val="0"/>
                 <w:sz w:val="19"/>
               </w:rPr>
-              <w:t>Cancer roadmap</w:t>
+              <w:t>Roadmap</w:t>
             </w:r>
           </w:p>
         </w:tc>
@@ -1104,7 +1104,7 @@
                 <w:i w:val="0"/>
                 <w:sz w:val="19"/>
               </w:rPr>
-              <w:t>Cancer roadmap</w:t>
+              <w:t>Roadmap</w:t>
             </w:r>
           </w:p>
         </w:tc>
@@ -1210,7 +1210,7 @@
                 <w:i w:val="0"/>
                 <w:sz w:val="19"/>
               </w:rPr>
-              <w:t>Cancer roadmap</w:t>
+              <w:t>Roadmap</w:t>
             </w:r>
           </w:p>
         </w:tc>
@@ -1316,7 +1316,7 @@
                 <w:i w:val="0"/>
                 <w:sz w:val="19"/>
               </w:rPr>
-              <w:t>Cancer roadmap</w:t>
+              <w:t>Roadmap</w:t>
             </w:r>
           </w:p>
         </w:tc>
@@ -1422,7 +1422,7 @@
                 <w:i w:val="0"/>
                 <w:sz w:val="19"/>
               </w:rPr>
-              <w:t>Cancer roadmap</w:t>
+              <w:t>Roadmap</w:t>
             </w:r>
           </w:p>
         </w:tc>
@@ -1528,7 +1528,7 @@
                 <w:i w:val="0"/>
                 <w:sz w:val="19"/>
               </w:rPr>
-              <w:t>Cancer roadmap</w:t>
+              <w:t>Roadmap</w:t>
             </w:r>
           </w:p>
         </w:tc>
@@ -1634,7 +1634,7 @@
                 <w:i w:val="0"/>
                 <w:sz w:val="19"/>
               </w:rPr>
-              <w:t>Cancer roadmap</w:t>
+              <w:t>Roadmap</w:t>
             </w:r>
           </w:p>
         </w:tc>
@@ -1740,7 +1740,7 @@
                 <w:i w:val="0"/>
                 <w:sz w:val="19"/>
               </w:rPr>
-              <w:t>Cancer roadmap</w:t>
+              <w:t>Roadmap</w:t>
             </w:r>
           </w:p>
         </w:tc>
@@ -1846,7 +1846,7 @@
                 <w:i w:val="0"/>
                 <w:sz w:val="19"/>
               </w:rPr>
-              <w:t>Cancer roadmap</w:t>
+              <w:t>Roadmap</w:t>
             </w:r>
           </w:p>
         </w:tc>
@@ -1952,7 +1952,7 @@
                 <w:i w:val="0"/>
                 <w:sz w:val="19"/>
               </w:rPr>
-              <w:t>Cancer roadmap</w:t>
+              <w:t>Roadmap</w:t>
             </w:r>
           </w:p>
         </w:tc>
@@ -2058,7 +2058,7 @@
                 <w:i w:val="0"/>
                 <w:sz w:val="19"/>
               </w:rPr>
-              <w:t>Standard transplant pathway</w:t>
+              <w:t>Standard pathway</w:t>
             </w:r>
           </w:p>
         </w:tc>
@@ -2164,7 +2164,7 @@
                 <w:i w:val="0"/>
                 <w:sz w:val="19"/>
               </w:rPr>
-              <w:t>Standard transplant pathway</w:t>
+              <w:t>Standard pathway</w:t>
             </w:r>
           </w:p>
         </w:tc>
@@ -2270,7 +2270,7 @@
                 <w:i w:val="0"/>
                 <w:sz w:val="19"/>
               </w:rPr>
-              <w:t>Standard transplant pathway</w:t>
+              <w:t>Standard pathway</w:t>
             </w:r>
           </w:p>
         </w:tc>
@@ -2376,7 +2376,7 @@
                 <w:i w:val="0"/>
                 <w:sz w:val="19"/>
               </w:rPr>
-              <w:t>Standard transplant pathway</w:t>
+              <w:t>Standard pathway</w:t>
             </w:r>
           </w:p>
         </w:tc>
@@ -2482,7 +2482,7 @@
                 <w:i w:val="0"/>
                 <w:sz w:val="19"/>
               </w:rPr>
-              <w:t>Standard transplant pathway</w:t>
+              <w:t>Standard pathway</w:t>
             </w:r>
           </w:p>
         </w:tc>
@@ -2588,7 +2588,7 @@
                 <w:i w:val="0"/>
                 <w:sz w:val="19"/>
               </w:rPr>
-              <w:t>Standard transplant pathway</w:t>
+              <w:t>Standard pathway</w:t>
             </w:r>
           </w:p>
         </w:tc>
@@ -2694,7 +2694,7 @@
                 <w:i w:val="0"/>
                 <w:sz w:val="19"/>
               </w:rPr>
-              <w:t>High-risk transplant protocol</w:t>
+              <w:t>High-risk pathway</w:t>
             </w:r>
           </w:p>
         </w:tc>
@@ -2800,7 +2800,7 @@
                 <w:i w:val="0"/>
                 <w:sz w:val="19"/>
               </w:rPr>
-              <w:t>High-risk transplant protocol</w:t>
+              <w:t>High-risk pathway</w:t>
             </w:r>
           </w:p>
         </w:tc>
@@ -2906,7 +2906,7 @@
                 <w:i w:val="0"/>
                 <w:sz w:val="19"/>
               </w:rPr>
-              <w:t>High-risk transplant protocol</w:t>
+              <w:t>High-risk pathway</w:t>
             </w:r>
           </w:p>
         </w:tc>
@@ -3009,7 +3009,7 @@
           <w:b w:val="0"/>
           <w:i w:val="0"/>
         </w:rPr>
-        <w:t>Part 1. Cancer roadmap</w:t>
+        <w:t>Part 1. Roadmap</w:t>
       </w:r>
     </w:p>
     <w:p>
@@ -12410,7 +12410,7 @@
           <w:b w:val="0"/>
           <w:i w:val="0"/>
         </w:rPr>
-        <w:t>Part 2. Standard transplant pathway</w:t>
+        <w:t>Part 2. Standard pathway</w:t>
       </w:r>
     </w:p>
     <w:p>
@@ -15284,7 +15284,7 @@
           <w:b w:val="0"/>
           <w:i w:val="0"/>
         </w:rPr>
-        <w:t>Part 3. High-risk transplant protocol</w:t>
+        <w:t>Part 3. High-risk pathway</w:t>
       </w:r>
     </w:p>
     <w:p>
@@ -19477,7 +19477,7 @@
           <w:b w:val="0"/>
           <w:i w:val="0"/>
         </w:rPr>
-        <w:t>Shared approval requirements (all transplant pathways)</w:t>
+        <w:t>Shared approval requirements (all pathways)</w:t>
       </w:r>
     </w:p>
     <w:p>
